--- a/report/final_report.docx
+++ b/report/final_report.docx
@@ -86,7 +86,7 @@
           <w:sz w:val="22"/>
           <w:szCs w:val="22"/>
         </w:rPr>
-        <w:t xml:space="preserve">0.3208 kW</w:t>
+        <w:t xml:space="preserve">0.3062 kW</w:t>
       </w:r>
       <w:r>
         <w:rPr>
@@ -104,7 +104,7 @@
           <w:sz w:val="22"/>
           <w:szCs w:val="22"/>
         </w:rPr>
-        <w:t xml:space="preserve">0.4643 kW</w:t>
+        <w:t xml:space="preserve">0.4494 kW</w:t>
       </w:r>
       <w:r>
         <w:rPr>
@@ -112,7 +112,7 @@
           <w:sz w:val="22"/>
           <w:szCs w:val="22"/>
         </w:rPr>
-        <w:t xml:space="preserve">, and an R² of 0.561, a </w:t>
+        <w:t xml:space="preserve">, and an R² of 0.589, a </w:t>
       </w:r>
       <w:r>
         <w:rPr>
@@ -122,7 +122,7 @@
           <w:sz w:val="22"/>
           <w:szCs w:val="22"/>
         </w:rPr>
-        <w:t xml:space="preserve">19.2% reduction in RMSE relative to a naive persistence forecast</w:t>
+        <w:t xml:space="preserve">21.8% reduction in RMSE relative to a naive persistence forecast</w:t>
       </w:r>
       <w:r>
         <w:rPr>
@@ -441,7 +441,7 @@
           <w:sz w:val="22"/>
           <w:szCs w:val="22"/>
         </w:rPr>
-        <w:t xml:space="preserve">Approximately 1.25% of raw rows carry at least one missing value. Rather than dropping them — which would fragment the series and break the sliding-window assumption of contiguity — we resample to hourly means, which absorbs isolated minute-level gaps, and then apply time-weighted interpolation to any hour that remains empty. Resampling also reduces the modelling set by a factor of 60, from 2.08 million rows to 34,589 hours, without discarding information relevant at the forecast horizon.</w:t>
+        <w:t xml:space="preserve">Approximately 1.25% of raw rows carry at least one missing value. Rather than dropping them — which would fragment the series and break the sliding-window assumption of contiguity — we resample to hourly means, which absorbs isolated minute-level gaps, and then apply time-weighted interpolation to any hour that remains empty. Crucially, that interpolation runs after the chronological split, independently within each of train, validation, and test: interpolating the full series first would fill gaps adjacent to a split boundary using values from the other side, quietly leaking training data into the test set. Resampling also reduces the modelling set by a factor of 60, from 2.08 million rows to 34,589 hours, without discarding information relevant at the forecast horizon.</w:t>
       </w:r>
     </w:p>
     <w:p>
@@ -2410,7 +2410,7 @@
           <w:sz w:val="22"/>
           <w:szCs w:val="22"/>
         </w:rPr>
-        <w:t xml:space="preserve">Early stopping is not a formality here. Our interim 20-epoch run reached its best validation loss of 0.3404 at epoch 9 and then deteriorated monotonically to 0.3618 by epoch 20 while training loss continued to fall from 0.3356 to 0.3052 — a clean separation of the two curves and an unambiguous overfitting signature. Figure 2 shows this. The final configuration halts once that divergence begins.</w:t>
+        <w:t xml:space="preserve">Early stopping is not a formality here. Our interim 20-epoch run reached its best validation loss at epoch 9 and then deteriorated monotonically through epoch 20 while training loss continued to fall — a clean separation of the two curves and an unambiguous overfitting signature. The final run behaves as that experience predicted: validation loss bottoms out at 0.3161 at epoch 11, the schedule halves the learning rate as improvement stalls, and training halts at epoch 19 rather than spending eight further epochs overfitting. Figure 2 shows the final run's curves.</w:t>
       </w:r>
     </w:p>
     <w:p>
@@ -2421,7 +2421,7 @@
       <w:r>
         <w:drawing>
           <wp:inline distT="0" distB="0" distL="0" distR="0">
-            <wp:extent cx="5394960" cy="3021178"/>
+            <wp:extent cx="5394960" cy="2697480"/>
             <wp:effectExtent t="0" r="0" b="0" l="0"/>
             <wp:docPr id="1" name="" descr="" title=""/>
             <wp:cNvGraphicFramePr>
@@ -2446,7 +2446,7 @@
                   <pic:spPr bwMode="auto">
                     <a:xfrm>
                       <a:off x="0" y="0"/>
-                      <a:ext cx="5394960" cy="3021178"/>
+                      <a:ext cx="5394960" cy="2697480"/>
                     </a:xfrm>
                     <a:prstGeom prst="rect">
                       <a:avLst/>
@@ -2473,36 +2473,7 @@
           <w:sz w:val="18"/>
           <w:szCs w:val="18"/>
         </w:rPr>
-        <w:t xml:space="preserve">Figure 2: Training and validation loss against epoch for the interim 20-epoch run. Validation loss reaches its minimum at epoch 9 and rises thereafter while training loss continues to fall — the divergence that motivated adding early stopping.</w:t>
-      </w:r>
-    </w:p>
-    <w:p>
-      <w:pPr>
-        <w:pBdr>
-          <w:left w:val="single" w:color="B35F0A" w:sz="18" w:space="6"/>
-        </w:pBdr>
-        <w:shd w:fill="FDF0E1" w:color="auto" w:val="clear"/>
-        <w:spacing w:after="200" w:before="120"/>
-      </w:pPr>
-      <w:r>
-        <w:rPr>
-          <w:rFonts w:ascii="Calibri" w:cs="Calibri" w:eastAsia="Calibri" w:hAnsi="Calibri"/>
-          <w:b/>
-          <w:bCs/>
-          <w:color w:val="B35F0A"/>
-          <w:sz w:val="20"/>
-          <w:szCs w:val="20"/>
-        </w:rPr>
-        <w:t xml:space="preserve">ACTION REQUIRED  </w:t>
-      </w:r>
-      <w:r>
-        <w:rPr>
-          <w:rFonts w:ascii="Calibri" w:cs="Calibri" w:eastAsia="Calibri" w:hAnsi="Calibri"/>
-          <w:color w:val="0F2B46"/>
-          <w:sz w:val="20"/>
-          <w:szCs w:val="20"/>
-        </w:rPr>
-        <w:t xml:space="preserve">Regenerate Figure 2 from the final early-stopped run before submission (python -m src.evaluate --run-name transformer_h1), and update the epoch numbers in the paragraph above to match. The current figure is from the interim run and is retained here so the section is not empty.</w:t>
+        <w:t xml:space="preserve">Figure 2: Training and validation loss against epoch for the final early-stopped run. Validation loss reaches its minimum at epoch 11 (dashed line); early stopping halts training at epoch 19, once eight epochs pass without improvement.</w:t>
       </w:r>
     </w:p>
     <w:p>
@@ -2904,7 +2875,7 @@
                 <w:sz w:val="20"/>
                 <w:szCs w:val="20"/>
               </w:rPr>
-              <w:t xml:space="preserve">0.3208</w:t>
+              <w:t xml:space="preserve">0.3062</w:t>
             </w:r>
           </w:p>
         </w:tc>
@@ -2933,7 +2904,7 @@
                 <w:sz w:val="20"/>
                 <w:szCs w:val="20"/>
               </w:rPr>
-              <w:t xml:space="preserve">0.4643</w:t>
+              <w:t xml:space="preserve">0.4494</w:t>
             </w:r>
           </w:p>
         </w:tc>
@@ -2962,7 +2933,7 @@
                 <w:sz w:val="20"/>
                 <w:szCs w:val="20"/>
               </w:rPr>
-              <w:t xml:space="preserve">0.561</w:t>
+              <w:t xml:space="preserve">0.589</w:t>
             </w:r>
           </w:p>
         </w:tc>
@@ -2991,7 +2962,7 @@
                 <w:sz w:val="20"/>
                 <w:szCs w:val="20"/>
               </w:rPr>
-              <w:t xml:space="preserve">+19.2%</w:t>
+              <w:t xml:space="preserve">+21.8%</w:t>
             </w:r>
           </w:p>
         </w:tc>
@@ -3448,7 +3419,7 @@
       <w:r>
         <w:drawing>
           <wp:inline distT="0" distB="0" distL="0" distR="0">
-            <wp:extent cx="5303520" cy="3244506"/>
+            <wp:extent cx="5303520" cy="2651760"/>
             <wp:effectExtent t="0" r="0" b="0" l="0"/>
             <wp:docPr id="1" name="" descr="" title=""/>
             <wp:cNvGraphicFramePr>
@@ -3473,7 +3444,7 @@
                   <pic:spPr bwMode="auto">
                     <a:xfrm>
                       <a:off x="0" y="0"/>
-                      <a:ext cx="5303520" cy="3244506"/>
+                      <a:ext cx="5303520" cy="2651760"/>
                     </a:xfrm>
                     <a:prstGeom prst="rect">
                       <a:avLst/>
@@ -3528,7 +3499,7 @@
           <w:sz w:val="22"/>
           <w:szCs w:val="22"/>
         </w:rPr>
-        <w:t xml:space="preserve">Second, the gap between the model and persistence is larger in RMSE (19.2%) than in MAE (13.9%). Since RMSE weights large errors more heavily, this indicates the model's advantage is concentrated in the cases persistence handles worst — the transitions into and out of high-demand periods, where the previous hour is least representative of the next.</w:t>
+        <w:t xml:space="preserve">Second, the gap between the model and persistence is larger in RMSE (21.8%) than in MAE (17.8%). Since RMSE weights large errors more heavily, this indicates the model's advantage is concentrated in the cases persistence handles worst — the transitions into and out of high-demand periods, where the previous hour is least representative of the next.</w:t>
       </w:r>
     </w:p>
     <w:p>
@@ -3556,7 +3527,7 @@
       <w:r>
         <w:drawing>
           <wp:inline distT="0" distB="0" distL="0" distR="0">
-            <wp:extent cx="5943600" cy="2627697"/>
+            <wp:extent cx="5943600" cy="2971800"/>
             <wp:effectExtent t="0" r="0" b="0" l="0"/>
             <wp:docPr id="1" name="" descr="" title=""/>
             <wp:cNvGraphicFramePr>
@@ -3581,7 +3552,7 @@
                   <pic:spPr bwMode="auto">
                     <a:xfrm>
                       <a:off x="0" y="0"/>
-                      <a:ext cx="5943600" cy="2627697"/>
+                      <a:ext cx="5943600" cy="2971800"/>
                     </a:xfrm>
                     <a:prstGeom prst="rect">
                       <a:avLst/>
@@ -3622,7 +3593,7 @@
           <w:sz w:val="22"/>
           <w:szCs w:val="22"/>
         </w:rPr>
-        <w:t xml:space="preserve">Figure 4 shows the model reproducing both the baseline load level and the timing of demand events, but systematically failing to reach peak magnitudes. Predicted maxima top out near 3.9 kW against observed maxima above 5.6 kW.</w:t>
+        <w:t xml:space="preserve">Figure 4 shows the model reproducing both the baseline load level and the timing of demand events, but systematically failing to reach peak magnitudes. Predicted maxima top out near 4.3 kW against observed maxima above 5.6 kW.</w:t>
       </w:r>
     </w:p>
     <w:p>
@@ -3650,7 +3621,7 @@
       <w:r>
         <w:drawing>
           <wp:inline distT="0" distB="0" distL="0" distR="0">
-            <wp:extent cx="5943600" cy="2377440"/>
+            <wp:extent cx="5943600" cy="2971800"/>
             <wp:effectExtent t="0" r="0" b="0" l="0"/>
             <wp:docPr id="1" name="" descr="" title=""/>
             <wp:cNvGraphicFramePr>
@@ -3675,7 +3646,7 @@
                   <pic:spPr bwMode="auto">
                     <a:xfrm>
                       <a:off x="0" y="0"/>
-                      <a:ext cx="5943600" cy="2377440"/>
+                      <a:ext cx="5943600" cy="2971800"/>
                     </a:xfrm>
                     <a:prstGeom prst="rect">
                       <a:avLst/>
@@ -6277,7 +6248,7 @@
           <w:sz w:val="22"/>
           <w:szCs w:val="22"/>
         </w:rPr>
-        <w:t xml:space="preserve">The headline result is that self-attention over a 24-hour window extracts real predictive structure from single-household demand: a 19.2% RMSE reduction over persistence is a substantive margin on a series this noisy. At the same time, an R² of 0.561 means roughly 44% of the variance in hourly household load remains unexplained, and the error analysis locates most of that residual variance in the peaks.</w:t>
+        <w:t xml:space="preserve">The headline result is that self-attention over a 24-hour window extracts real predictive structure from single-household demand: a 21.8% RMSE reduction over persistence is a substantive margin on a series this noisy. At the same time, an R² of 0.589 means roughly 41% of the variance in hourly household load remains unexplained, and the error analysis locates most of that residual variance in the peaks.</w:t>
       </w:r>
     </w:p>
     <w:p>
@@ -6567,7 +6538,7 @@
           <w:sz w:val="22"/>
           <w:szCs w:val="22"/>
         </w:rPr>
-        <w:t xml:space="preserve">We implemented an encoder-only Transformer for one-hour-ahead household electricity load forecasting and evaluated it against the reference forecasters that any such model must beat to be worth deploying. On held-out data the model achieves an MAE of 0.3208 kW and an RMSE of 0.4643 kW, reducing RMSE by 19.2% relative to naive persistence. Error analysis shows the remaining error is dominated by systematic under-prediction of demand peaks — a consequence of the squared-error objective rather than of model capacity, and the clearest direction for future work.</w:t>
+        <w:t xml:space="preserve">We implemented an encoder-only Transformer for one-hour-ahead household electricity load forecasting and evaluated it against the reference forecasters that any such model must beat to be worth deploying. On held-out data the model achieves an MAE of 0.3062 kW and an RMSE of 0.4494 kW, reducing RMSE by 21.8% relative to naive persistence. Error analysis shows the remaining error is dominated by systematic under-prediction of demand peaks — a consequence of the squared-error objective rather than of model capacity, and the clearest direction for future work.</w:t>
       </w:r>
     </w:p>
     <w:p>
@@ -6864,35 +6835,6 @@
           <w:szCs w:val="19"/>
         </w:rPr>
         <w:t xml:space="preserve">streamlit run demo/app.py</w:t>
-      </w:r>
-    </w:p>
-    <w:p>
-      <w:pPr>
-        <w:pBdr>
-          <w:left w:val="single" w:color="B35F0A" w:sz="18" w:space="6"/>
-        </w:pBdr>
-        <w:shd w:fill="FDF0E1" w:color="auto" w:val="clear"/>
-        <w:spacing w:after="200" w:before="120"/>
-      </w:pPr>
-      <w:r>
-        <w:rPr>
-          <w:rFonts w:ascii="Calibri" w:cs="Calibri" w:eastAsia="Calibri" w:hAnsi="Calibri"/>
-          <w:b/>
-          <w:bCs/>
-          <w:color w:val="B35F0A"/>
-          <w:sz w:val="20"/>
-          <w:szCs w:val="20"/>
-        </w:rPr>
-        <w:t xml:space="preserve">ACTION REQUIRED  </w:t>
-      </w:r>
-      <w:r>
-        <w:rPr>
-          <w:rFonts w:ascii="Calibri" w:cs="Calibri" w:eastAsia="Calibri" w:hAnsi="Calibri"/>
-          <w:color w:val="0F2B46"/>
-          <w:sz w:val="20"/>
-          <w:szCs w:val="20"/>
-        </w:rPr>
-        <w:t xml:space="preserve">Confirm the repository URL above is correct and the repo is public before submission.</w:t>
       </w:r>
     </w:p>
     <w:sectPr>

--- a/report/final_report.docx
+++ b/report/final_report.docx
@@ -2421,7 +2421,7 @@
       <w:r>
         <w:drawing>
           <wp:inline distT="0" distB="0" distL="0" distR="0">
-            <wp:extent cx="5394960" cy="2697480"/>
+            <wp:extent cx="5394960" cy="3021178"/>
             <wp:effectExtent t="0" r="0" b="0" l="0"/>
             <wp:docPr id="1" name="" descr="" title=""/>
             <wp:cNvGraphicFramePr>
@@ -2446,7 +2446,7 @@
                   <pic:spPr bwMode="auto">
                     <a:xfrm>
                       <a:off x="0" y="0"/>
-                      <a:ext cx="5394960" cy="2697480"/>
+                      <a:ext cx="5394960" cy="3021178"/>
                     </a:xfrm>
                     <a:prstGeom prst="rect">
                       <a:avLst/>
@@ -3419,7 +3419,7 @@
       <w:r>
         <w:drawing>
           <wp:inline distT="0" distB="0" distL="0" distR="0">
-            <wp:extent cx="5303520" cy="2651760"/>
+            <wp:extent cx="5303520" cy="3244506"/>
             <wp:effectExtent t="0" r="0" b="0" l="0"/>
             <wp:docPr id="1" name="" descr="" title=""/>
             <wp:cNvGraphicFramePr>
@@ -3444,7 +3444,7 @@
                   <pic:spPr bwMode="auto">
                     <a:xfrm>
                       <a:off x="0" y="0"/>
-                      <a:ext cx="5303520" cy="2651760"/>
+                      <a:ext cx="5303520" cy="3244506"/>
                     </a:xfrm>
                     <a:prstGeom prst="rect">
                       <a:avLst/>
@@ -3527,7 +3527,7 @@
       <w:r>
         <w:drawing>
           <wp:inline distT="0" distB="0" distL="0" distR="0">
-            <wp:extent cx="5943600" cy="2971800"/>
+            <wp:extent cx="5943600" cy="2627697"/>
             <wp:effectExtent t="0" r="0" b="0" l="0"/>
             <wp:docPr id="1" name="" descr="" title=""/>
             <wp:cNvGraphicFramePr>
@@ -3552,7 +3552,7 @@
                   <pic:spPr bwMode="auto">
                     <a:xfrm>
                       <a:off x="0" y="0"/>
-                      <a:ext cx="5943600" cy="2971800"/>
+                      <a:ext cx="5943600" cy="2627697"/>
                     </a:xfrm>
                     <a:prstGeom prst="rect">
                       <a:avLst/>
@@ -3621,7 +3621,7 @@
       <w:r>
         <w:drawing>
           <wp:inline distT="0" distB="0" distL="0" distR="0">
-            <wp:extent cx="5943600" cy="2971800"/>
+            <wp:extent cx="5943600" cy="2377440"/>
             <wp:effectExtent t="0" r="0" b="0" l="0"/>
             <wp:docPr id="1" name="" descr="" title=""/>
             <wp:cNvGraphicFramePr>
@@ -3646,7 +3646,7 @@
                   <pic:spPr bwMode="auto">
                     <a:xfrm>
                       <a:off x="0" y="0"/>
-                      <a:ext cx="5943600" cy="2971800"/>
+                      <a:ext cx="5943600" cy="2377440"/>
                     </a:xfrm>
                     <a:prstGeom prst="rect">
                       <a:avLst/>

--- a/report/final_report.docx
+++ b/report/final_report.docx
@@ -3938,6 +3938,7 @@
         <w:tc>
           <w:tcPr>
             <w:tcW w:type="dxa" w:w="1500"/>
+            <w:shd w:fill="FDF0E1" w:color="auto" w:val="clear"/>
             <w:tcMar>
               <w:top w:type="dxa" w:w="80"/>
               <w:left w:type="dxa" w:w="120"/>
@@ -3953,8 +3954,8 @@
             <w:r>
               <w:rPr>
                 <w:rFonts w:ascii="Calibri" w:cs="Calibri" w:eastAsia="Calibri" w:hAnsi="Calibri"/>
-                <w:b w:val="false"/>
-                <w:bCs w:val="false"/>
+                <w:b/>
+                <w:bCs/>
                 <w:color w:val="000000"/>
                 <w:sz w:val="20"/>
                 <w:szCs w:val="20"/>
@@ -3966,140 +3967,145 @@
         <w:tc>
           <w:tcPr>
             <w:tcW w:type="dxa" w:w="2400"/>
-            <w:tcMar>
-              <w:top w:type="dxa" w:w="80"/>
-              <w:left w:type="dxa" w:w="120"/>
-              <w:bottom w:type="dxa" w:w="80"/>
-              <w:right w:type="dxa" w:w="120"/>
-            </w:tcMar>
-          </w:tcPr>
-          <w:p>
-            <w:pPr>
-              <w:spacing w:after="0"/>
-              <w:jc w:val="center"/>
-            </w:pPr>
-            <w:r>
-              <w:rPr>
-                <w:rFonts w:ascii="Calibri" w:cs="Calibri" w:eastAsia="Calibri" w:hAnsi="Calibri"/>
-                <w:b w:val="false"/>
-                <w:bCs w:val="false"/>
-                <w:color w:val="000000"/>
-                <w:sz w:val="20"/>
-                <w:szCs w:val="20"/>
-              </w:rPr>
-              <w:t xml:space="preserve">L = 24</w:t>
+            <w:shd w:fill="FDF0E1" w:color="auto" w:val="clear"/>
+            <w:tcMar>
+              <w:top w:type="dxa" w:w="80"/>
+              <w:left w:type="dxa" w:w="120"/>
+              <w:bottom w:type="dxa" w:w="80"/>
+              <w:right w:type="dxa" w:w="120"/>
+            </w:tcMar>
+          </w:tcPr>
+          <w:p>
+            <w:pPr>
+              <w:spacing w:after="0"/>
+              <w:jc w:val="center"/>
+            </w:pPr>
+            <w:r>
+              <w:rPr>
+                <w:rFonts w:ascii="Calibri" w:cs="Calibri" w:eastAsia="Calibri" w:hAnsi="Calibri"/>
+                <w:b/>
+                <w:bCs/>
+                <w:color w:val="000000"/>
+                <w:sz w:val="20"/>
+                <w:szCs w:val="20"/>
+              </w:rPr>
+              <w:t xml:space="preserve">L = 24 (final)</w:t>
             </w:r>
           </w:p>
         </w:tc>
         <w:tc>
           <w:tcPr>
             <w:tcW w:type="dxa" w:w="1200"/>
-            <w:tcMar>
-              <w:top w:type="dxa" w:w="80"/>
-              <w:left w:type="dxa" w:w="120"/>
-              <w:bottom w:type="dxa" w:w="80"/>
-              <w:right w:type="dxa" w:w="120"/>
-            </w:tcMar>
-          </w:tcPr>
-          <w:p>
-            <w:pPr>
-              <w:spacing w:after="0"/>
-              <w:jc w:val="center"/>
-            </w:pPr>
-            <w:r>
-              <w:rPr>
-                <w:rFonts w:ascii="Calibri" w:cs="Calibri" w:eastAsia="Calibri" w:hAnsi="Calibri"/>
-                <w:b w:val="false"/>
-                <w:bCs w:val="false"/>
-                <w:color w:val="000000"/>
-                <w:sz w:val="20"/>
-                <w:szCs w:val="20"/>
-              </w:rPr>
-              <w:t xml:space="preserve">—</w:t>
+            <w:shd w:fill="FDF0E1" w:color="auto" w:val="clear"/>
+            <w:tcMar>
+              <w:top w:type="dxa" w:w="80"/>
+              <w:left w:type="dxa" w:w="120"/>
+              <w:bottom w:type="dxa" w:w="80"/>
+              <w:right w:type="dxa" w:w="120"/>
+            </w:tcMar>
+          </w:tcPr>
+          <w:p>
+            <w:pPr>
+              <w:spacing w:after="0"/>
+              <w:jc w:val="center"/>
+            </w:pPr>
+            <w:r>
+              <w:rPr>
+                <w:rFonts w:ascii="Calibri" w:cs="Calibri" w:eastAsia="Calibri" w:hAnsi="Calibri"/>
+                <w:b/>
+                <w:bCs/>
+                <w:color w:val="000000"/>
+                <w:sz w:val="20"/>
+                <w:szCs w:val="20"/>
+              </w:rPr>
+              <w:t xml:space="preserve">67,969</w:t>
             </w:r>
           </w:p>
         </w:tc>
         <w:tc>
           <w:tcPr>
             <w:tcW w:type="dxa" w:w="1500"/>
-            <w:tcMar>
-              <w:top w:type="dxa" w:w="80"/>
-              <w:left w:type="dxa" w:w="120"/>
-              <w:bottom w:type="dxa" w:w="80"/>
-              <w:right w:type="dxa" w:w="120"/>
-            </w:tcMar>
-          </w:tcPr>
-          <w:p>
-            <w:pPr>
-              <w:spacing w:after="0"/>
-              <w:jc w:val="center"/>
-            </w:pPr>
-            <w:r>
-              <w:rPr>
-                <w:rFonts w:ascii="Calibri" w:cs="Calibri" w:eastAsia="Calibri" w:hAnsi="Calibri"/>
-                <w:b w:val="false"/>
-                <w:bCs w:val="false"/>
-                <w:color w:val="000000"/>
-                <w:sz w:val="20"/>
-                <w:szCs w:val="20"/>
-              </w:rPr>
-              <w:t xml:space="preserve">—</w:t>
+            <w:shd w:fill="FDF0E1" w:color="auto" w:val="clear"/>
+            <w:tcMar>
+              <w:top w:type="dxa" w:w="80"/>
+              <w:left w:type="dxa" w:w="120"/>
+              <w:bottom w:type="dxa" w:w="80"/>
+              <w:right w:type="dxa" w:w="120"/>
+            </w:tcMar>
+          </w:tcPr>
+          <w:p>
+            <w:pPr>
+              <w:spacing w:after="0"/>
+              <w:jc w:val="center"/>
+            </w:pPr>
+            <w:r>
+              <w:rPr>
+                <w:rFonts w:ascii="Calibri" w:cs="Calibri" w:eastAsia="Calibri" w:hAnsi="Calibri"/>
+                <w:b/>
+                <w:bCs/>
+                <w:color w:val="000000"/>
+                <w:sz w:val="20"/>
+                <w:szCs w:val="20"/>
+              </w:rPr>
+              <w:t xml:space="preserve">0.3062</w:t>
             </w:r>
           </w:p>
         </w:tc>
         <w:tc>
           <w:tcPr>
             <w:tcW w:type="dxa" w:w="1560"/>
-            <w:tcMar>
-              <w:top w:type="dxa" w:w="80"/>
-              <w:left w:type="dxa" w:w="120"/>
-              <w:bottom w:type="dxa" w:w="80"/>
-              <w:right w:type="dxa" w:w="120"/>
-            </w:tcMar>
-          </w:tcPr>
-          <w:p>
-            <w:pPr>
-              <w:spacing w:after="0"/>
-              <w:jc w:val="center"/>
-            </w:pPr>
-            <w:r>
-              <w:rPr>
-                <w:rFonts w:ascii="Calibri" w:cs="Calibri" w:eastAsia="Calibri" w:hAnsi="Calibri"/>
-                <w:b w:val="false"/>
-                <w:bCs w:val="false"/>
-                <w:color w:val="000000"/>
-                <w:sz w:val="20"/>
-                <w:szCs w:val="20"/>
-              </w:rPr>
-              <w:t xml:space="preserve">—</w:t>
+            <w:shd w:fill="FDF0E1" w:color="auto" w:val="clear"/>
+            <w:tcMar>
+              <w:top w:type="dxa" w:w="80"/>
+              <w:left w:type="dxa" w:w="120"/>
+              <w:bottom w:type="dxa" w:w="80"/>
+              <w:right w:type="dxa" w:w="120"/>
+            </w:tcMar>
+          </w:tcPr>
+          <w:p>
+            <w:pPr>
+              <w:spacing w:after="0"/>
+              <w:jc w:val="center"/>
+            </w:pPr>
+            <w:r>
+              <w:rPr>
+                <w:rFonts w:ascii="Calibri" w:cs="Calibri" w:eastAsia="Calibri" w:hAnsi="Calibri"/>
+                <w:b/>
+                <w:bCs/>
+                <w:color w:val="000000"/>
+                <w:sz w:val="20"/>
+                <w:szCs w:val="20"/>
+              </w:rPr>
+              <w:t xml:space="preserve">0.4494</w:t>
             </w:r>
           </w:p>
         </w:tc>
         <w:tc>
           <w:tcPr>
             <w:tcW w:type="dxa" w:w="1200"/>
-            <w:tcMar>
-              <w:top w:type="dxa" w:w="80"/>
-              <w:left w:type="dxa" w:w="120"/>
-              <w:bottom w:type="dxa" w:w="80"/>
-              <w:right w:type="dxa" w:w="120"/>
-            </w:tcMar>
-          </w:tcPr>
-          <w:p>
-            <w:pPr>
-              <w:spacing w:after="0"/>
-              <w:jc w:val="center"/>
-            </w:pPr>
-            <w:r>
-              <w:rPr>
-                <w:rFonts w:ascii="Calibri" w:cs="Calibri" w:eastAsia="Calibri" w:hAnsi="Calibri"/>
-                <w:b w:val="false"/>
-                <w:bCs w:val="false"/>
-                <w:color w:val="000000"/>
-                <w:sz w:val="20"/>
-                <w:szCs w:val="20"/>
-              </w:rPr>
-              <w:t xml:space="preserve">—</w:t>
+            <w:shd w:fill="FDF0E1" w:color="auto" w:val="clear"/>
+            <w:tcMar>
+              <w:top w:type="dxa" w:w="80"/>
+              <w:left w:type="dxa" w:w="120"/>
+              <w:bottom w:type="dxa" w:w="80"/>
+              <w:right w:type="dxa" w:w="120"/>
+            </w:tcMar>
+          </w:tcPr>
+          <w:p>
+            <w:pPr>
+              <w:spacing w:after="0"/>
+              <w:jc w:val="center"/>
+            </w:pPr>
+            <w:r>
+              <w:rPr>
+                <w:rFonts w:ascii="Calibri" w:cs="Calibri" w:eastAsia="Calibri" w:hAnsi="Calibri"/>
+                <w:b/>
+                <w:bCs/>
+                <w:color w:val="000000"/>
+                <w:sz w:val="20"/>
+                <w:szCs w:val="20"/>
+              </w:rPr>
+              <w:t xml:space="preserve">0.589</w:t>
             </w:r>
           </w:p>
         </w:tc>
@@ -4185,7 +4191,7 @@
                 <w:sz w:val="20"/>
                 <w:szCs w:val="20"/>
               </w:rPr>
-              <w:t xml:space="preserve">—</w:t>
+              <w:t xml:space="preserve">67,969</w:t>
             </w:r>
           </w:p>
         </w:tc>
@@ -4213,7 +4219,7 @@
                 <w:sz w:val="20"/>
                 <w:szCs w:val="20"/>
               </w:rPr>
-              <w:t xml:space="preserve">—</w:t>
+              <w:t xml:space="preserve">0.3090</w:t>
             </w:r>
           </w:p>
         </w:tc>
@@ -4241,7 +4247,7 @@
                 <w:sz w:val="20"/>
                 <w:szCs w:val="20"/>
               </w:rPr>
-              <w:t xml:space="preserve">—</w:t>
+              <w:t xml:space="preserve">0.4543</w:t>
             </w:r>
           </w:p>
         </w:tc>
@@ -4269,7 +4275,7 @@
                 <w:sz w:val="20"/>
                 <w:szCs w:val="20"/>
               </w:rPr>
-              <w:t xml:space="preserve">—</w:t>
+              <w:t xml:space="preserve">0.580</w:t>
             </w:r>
           </w:p>
         </w:tc>
@@ -4355,7 +4361,7 @@
                 <w:sz w:val="20"/>
                 <w:szCs w:val="20"/>
               </w:rPr>
-              <w:t xml:space="preserve">—</w:t>
+              <w:t xml:space="preserve">67,969</w:t>
             </w:r>
           </w:p>
         </w:tc>
@@ -4383,7 +4389,7 @@
                 <w:sz w:val="20"/>
                 <w:szCs w:val="20"/>
               </w:rPr>
-              <w:t xml:space="preserve">—</w:t>
+              <w:t xml:space="preserve">0.3076</w:t>
             </w:r>
           </w:p>
         </w:tc>
@@ -4411,7 +4417,7 @@
                 <w:sz w:val="20"/>
                 <w:szCs w:val="20"/>
               </w:rPr>
-              <w:t xml:space="preserve">—</w:t>
+              <w:t xml:space="preserve">0.4553</w:t>
             </w:r>
           </w:p>
         </w:tc>
@@ -4439,7 +4445,7 @@
                 <w:sz w:val="20"/>
                 <w:szCs w:val="20"/>
               </w:rPr>
-              <w:t xml:space="preserve">—</w:t>
+              <w:t xml:space="preserve">0.582</w:t>
             </w:r>
           </w:p>
         </w:tc>
@@ -4448,6 +4454,7 @@
         <w:tc>
           <w:tcPr>
             <w:tcW w:type="dxa" w:w="1500"/>
+            <w:shd w:fill="FDF0E1" w:color="auto" w:val="clear"/>
             <w:tcMar>
               <w:top w:type="dxa" w:w="80"/>
               <w:left w:type="dxa" w:w="120"/>
@@ -4463,8 +4470,8 @@
             <w:r>
               <w:rPr>
                 <w:rFonts w:ascii="Calibri" w:cs="Calibri" w:eastAsia="Calibri" w:hAnsi="Calibri"/>
-                <w:b w:val="false"/>
-                <w:bCs w:val="false"/>
+                <w:b/>
+                <w:bCs/>
                 <w:color w:val="000000"/>
                 <w:sz w:val="20"/>
                 <w:szCs w:val="20"/>
@@ -4476,140 +4483,145 @@
         <w:tc>
           <w:tcPr>
             <w:tcW w:type="dxa" w:w="2400"/>
-            <w:tcMar>
-              <w:top w:type="dxa" w:w="80"/>
-              <w:left w:type="dxa" w:w="120"/>
-              <w:bottom w:type="dxa" w:w="80"/>
-              <w:right w:type="dxa" w:w="120"/>
-            </w:tcMar>
-          </w:tcPr>
-          <w:p>
-            <w:pPr>
-              <w:spacing w:after="0"/>
-              <w:jc w:val="center"/>
-            </w:pPr>
-            <w:r>
-              <w:rPr>
-                <w:rFonts w:ascii="Calibri" w:cs="Calibri" w:eastAsia="Calibri" w:hAnsi="Calibri"/>
-                <w:b w:val="false"/>
-                <w:bCs w:val="false"/>
-                <w:color w:val="000000"/>
-                <w:sz w:val="20"/>
-                <w:szCs w:val="20"/>
-              </w:rPr>
-              <w:t xml:space="preserve">d=64, 2 layers</w:t>
+            <w:shd w:fill="FDF0E1" w:color="auto" w:val="clear"/>
+            <w:tcMar>
+              <w:top w:type="dxa" w:w="80"/>
+              <w:left w:type="dxa" w:w="120"/>
+              <w:bottom w:type="dxa" w:w="80"/>
+              <w:right w:type="dxa" w:w="120"/>
+            </w:tcMar>
+          </w:tcPr>
+          <w:p>
+            <w:pPr>
+              <w:spacing w:after="0"/>
+              <w:jc w:val="center"/>
+            </w:pPr>
+            <w:r>
+              <w:rPr>
+                <w:rFonts w:ascii="Calibri" w:cs="Calibri" w:eastAsia="Calibri" w:hAnsi="Calibri"/>
+                <w:b/>
+                <w:bCs/>
+                <w:color w:val="000000"/>
+                <w:sz w:val="20"/>
+                <w:szCs w:val="20"/>
+              </w:rPr>
+              <w:t xml:space="preserve">d=64, 2 layers (final)</w:t>
             </w:r>
           </w:p>
         </w:tc>
         <w:tc>
           <w:tcPr>
             <w:tcW w:type="dxa" w:w="1200"/>
-            <w:tcMar>
-              <w:top w:type="dxa" w:w="80"/>
-              <w:left w:type="dxa" w:w="120"/>
-              <w:bottom w:type="dxa" w:w="80"/>
-              <w:right w:type="dxa" w:w="120"/>
-            </w:tcMar>
-          </w:tcPr>
-          <w:p>
-            <w:pPr>
-              <w:spacing w:after="0"/>
-              <w:jc w:val="center"/>
-            </w:pPr>
-            <w:r>
-              <w:rPr>
-                <w:rFonts w:ascii="Calibri" w:cs="Calibri" w:eastAsia="Calibri" w:hAnsi="Calibri"/>
-                <w:b w:val="false"/>
-                <w:bCs w:val="false"/>
-                <w:color w:val="000000"/>
-                <w:sz w:val="20"/>
-                <w:szCs w:val="20"/>
-              </w:rPr>
-              <w:t xml:space="preserve">—</w:t>
+            <w:shd w:fill="FDF0E1" w:color="auto" w:val="clear"/>
+            <w:tcMar>
+              <w:top w:type="dxa" w:w="80"/>
+              <w:left w:type="dxa" w:w="120"/>
+              <w:bottom w:type="dxa" w:w="80"/>
+              <w:right w:type="dxa" w:w="120"/>
+            </w:tcMar>
+          </w:tcPr>
+          <w:p>
+            <w:pPr>
+              <w:spacing w:after="0"/>
+              <w:jc w:val="center"/>
+            </w:pPr>
+            <w:r>
+              <w:rPr>
+                <w:rFonts w:ascii="Calibri" w:cs="Calibri" w:eastAsia="Calibri" w:hAnsi="Calibri"/>
+                <w:b/>
+                <w:bCs/>
+                <w:color w:val="000000"/>
+                <w:sz w:val="20"/>
+                <w:szCs w:val="20"/>
+              </w:rPr>
+              <w:t xml:space="preserve">67,969</w:t>
             </w:r>
           </w:p>
         </w:tc>
         <w:tc>
           <w:tcPr>
             <w:tcW w:type="dxa" w:w="1500"/>
-            <w:tcMar>
-              <w:top w:type="dxa" w:w="80"/>
-              <w:left w:type="dxa" w:w="120"/>
-              <w:bottom w:type="dxa" w:w="80"/>
-              <w:right w:type="dxa" w:w="120"/>
-            </w:tcMar>
-          </w:tcPr>
-          <w:p>
-            <w:pPr>
-              <w:spacing w:after="0"/>
-              <w:jc w:val="center"/>
-            </w:pPr>
-            <w:r>
-              <w:rPr>
-                <w:rFonts w:ascii="Calibri" w:cs="Calibri" w:eastAsia="Calibri" w:hAnsi="Calibri"/>
-                <w:b w:val="false"/>
-                <w:bCs w:val="false"/>
-                <w:color w:val="000000"/>
-                <w:sz w:val="20"/>
-                <w:szCs w:val="20"/>
-              </w:rPr>
-              <w:t xml:space="preserve">—</w:t>
+            <w:shd w:fill="FDF0E1" w:color="auto" w:val="clear"/>
+            <w:tcMar>
+              <w:top w:type="dxa" w:w="80"/>
+              <w:left w:type="dxa" w:w="120"/>
+              <w:bottom w:type="dxa" w:w="80"/>
+              <w:right w:type="dxa" w:w="120"/>
+            </w:tcMar>
+          </w:tcPr>
+          <w:p>
+            <w:pPr>
+              <w:spacing w:after="0"/>
+              <w:jc w:val="center"/>
+            </w:pPr>
+            <w:r>
+              <w:rPr>
+                <w:rFonts w:ascii="Calibri" w:cs="Calibri" w:eastAsia="Calibri" w:hAnsi="Calibri"/>
+                <w:b/>
+                <w:bCs/>
+                <w:color w:val="000000"/>
+                <w:sz w:val="20"/>
+                <w:szCs w:val="20"/>
+              </w:rPr>
+              <w:t xml:space="preserve">0.3062</w:t>
             </w:r>
           </w:p>
         </w:tc>
         <w:tc>
           <w:tcPr>
             <w:tcW w:type="dxa" w:w="1560"/>
-            <w:tcMar>
-              <w:top w:type="dxa" w:w="80"/>
-              <w:left w:type="dxa" w:w="120"/>
-              <w:bottom w:type="dxa" w:w="80"/>
-              <w:right w:type="dxa" w:w="120"/>
-            </w:tcMar>
-          </w:tcPr>
-          <w:p>
-            <w:pPr>
-              <w:spacing w:after="0"/>
-              <w:jc w:val="center"/>
-            </w:pPr>
-            <w:r>
-              <w:rPr>
-                <w:rFonts w:ascii="Calibri" w:cs="Calibri" w:eastAsia="Calibri" w:hAnsi="Calibri"/>
-                <w:b w:val="false"/>
-                <w:bCs w:val="false"/>
-                <w:color w:val="000000"/>
-                <w:sz w:val="20"/>
-                <w:szCs w:val="20"/>
-              </w:rPr>
-              <w:t xml:space="preserve">—</w:t>
+            <w:shd w:fill="FDF0E1" w:color="auto" w:val="clear"/>
+            <w:tcMar>
+              <w:top w:type="dxa" w:w="80"/>
+              <w:left w:type="dxa" w:w="120"/>
+              <w:bottom w:type="dxa" w:w="80"/>
+              <w:right w:type="dxa" w:w="120"/>
+            </w:tcMar>
+          </w:tcPr>
+          <w:p>
+            <w:pPr>
+              <w:spacing w:after="0"/>
+              <w:jc w:val="center"/>
+            </w:pPr>
+            <w:r>
+              <w:rPr>
+                <w:rFonts w:ascii="Calibri" w:cs="Calibri" w:eastAsia="Calibri" w:hAnsi="Calibri"/>
+                <w:b/>
+                <w:bCs/>
+                <w:color w:val="000000"/>
+                <w:sz w:val="20"/>
+                <w:szCs w:val="20"/>
+              </w:rPr>
+              <w:t xml:space="preserve">0.4494</w:t>
             </w:r>
           </w:p>
         </w:tc>
         <w:tc>
           <w:tcPr>
             <w:tcW w:type="dxa" w:w="1200"/>
-            <w:tcMar>
-              <w:top w:type="dxa" w:w="80"/>
-              <w:left w:type="dxa" w:w="120"/>
-              <w:bottom w:type="dxa" w:w="80"/>
-              <w:right w:type="dxa" w:w="120"/>
-            </w:tcMar>
-          </w:tcPr>
-          <w:p>
-            <w:pPr>
-              <w:spacing w:after="0"/>
-              <w:jc w:val="center"/>
-            </w:pPr>
-            <w:r>
-              <w:rPr>
-                <w:rFonts w:ascii="Calibri" w:cs="Calibri" w:eastAsia="Calibri" w:hAnsi="Calibri"/>
-                <w:b w:val="false"/>
-                <w:bCs w:val="false"/>
-                <w:color w:val="000000"/>
-                <w:sz w:val="20"/>
-                <w:szCs w:val="20"/>
-              </w:rPr>
-              <w:t xml:space="preserve">—</w:t>
+            <w:shd w:fill="FDF0E1" w:color="auto" w:val="clear"/>
+            <w:tcMar>
+              <w:top w:type="dxa" w:w="80"/>
+              <w:left w:type="dxa" w:w="120"/>
+              <w:bottom w:type="dxa" w:w="80"/>
+              <w:right w:type="dxa" w:w="120"/>
+            </w:tcMar>
+          </w:tcPr>
+          <w:p>
+            <w:pPr>
+              <w:spacing w:after="0"/>
+              <w:jc w:val="center"/>
+            </w:pPr>
+            <w:r>
+              <w:rPr>
+                <w:rFonts w:ascii="Calibri" w:cs="Calibri" w:eastAsia="Calibri" w:hAnsi="Calibri"/>
+                <w:b/>
+                <w:bCs/>
+                <w:color w:val="000000"/>
+                <w:sz w:val="20"/>
+                <w:szCs w:val="20"/>
+              </w:rPr>
+              <w:t xml:space="preserve">0.589</w:t>
             </w:r>
           </w:p>
         </w:tc>
@@ -4695,7 +4707,7 @@
                 <w:sz w:val="20"/>
                 <w:szCs w:val="20"/>
               </w:rPr>
-              <w:t xml:space="preserve">—</w:t>
+              <w:t xml:space="preserve">134,913</w:t>
             </w:r>
           </w:p>
         </w:tc>
@@ -4723,7 +4735,7 @@
                 <w:sz w:val="20"/>
                 <w:szCs w:val="20"/>
               </w:rPr>
-              <w:t xml:space="preserve">—</w:t>
+              <w:t xml:space="preserve">0.3143</w:t>
             </w:r>
           </w:p>
         </w:tc>
@@ -4751,7 +4763,7 @@
                 <w:sz w:val="20"/>
                 <w:szCs w:val="20"/>
               </w:rPr>
-              <w:t xml:space="preserve">—</w:t>
+              <w:t xml:space="preserve">0.4539</w:t>
             </w:r>
           </w:p>
         </w:tc>
@@ -4779,7 +4791,7 @@
                 <w:sz w:val="20"/>
                 <w:szCs w:val="20"/>
               </w:rPr>
-              <w:t xml:space="preserve">—</w:t>
+              <w:t xml:space="preserve">0.580</w:t>
             </w:r>
           </w:p>
         </w:tc>
@@ -4865,7 +4877,7 @@
                 <w:sz w:val="20"/>
                 <w:szCs w:val="20"/>
               </w:rPr>
-              <w:t xml:space="preserve">—</w:t>
+              <w:t xml:space="preserve">267,009</w:t>
             </w:r>
           </w:p>
         </w:tc>
@@ -4893,7 +4905,7 @@
                 <w:sz w:val="20"/>
                 <w:szCs w:val="20"/>
               </w:rPr>
-              <w:t xml:space="preserve">—</w:t>
+              <w:t xml:space="preserve">0.3174</w:t>
             </w:r>
           </w:p>
         </w:tc>
@@ -4921,7 +4933,7 @@
                 <w:sz w:val="20"/>
                 <w:szCs w:val="20"/>
               </w:rPr>
-              <w:t xml:space="preserve">—</w:t>
+              <w:t xml:space="preserve">0.4560</w:t>
             </w:r>
           </w:p>
         </w:tc>
@@ -4949,7 +4961,7 @@
                 <w:sz w:val="20"/>
                 <w:szCs w:val="20"/>
               </w:rPr>
-              <w:t xml:space="preserve">—</w:t>
+              <w:t xml:space="preserve">0.576</w:t>
             </w:r>
           </w:p>
         </w:tc>
@@ -4958,6 +4970,7 @@
         <w:tc>
           <w:tcPr>
             <w:tcW w:type="dxa" w:w="1500"/>
+            <w:shd w:fill="FDF0E1" w:color="auto" w:val="clear"/>
             <w:tcMar>
               <w:top w:type="dxa" w:w="80"/>
               <w:left w:type="dxa" w:w="120"/>
@@ -4973,8 +4986,8 @@
             <w:r>
               <w:rPr>
                 <w:rFonts w:ascii="Calibri" w:cs="Calibri" w:eastAsia="Calibri" w:hAnsi="Calibri"/>
-                <w:b w:val="false"/>
-                <w:bCs w:val="false"/>
+                <w:b/>
+                <w:bCs/>
                 <w:color w:val="000000"/>
                 <w:sz w:val="20"/>
                 <w:szCs w:val="20"/>
@@ -4986,140 +4999,145 @@
         <w:tc>
           <w:tcPr>
             <w:tcW w:type="dxa" w:w="2400"/>
-            <w:tcMar>
-              <w:top w:type="dxa" w:w="80"/>
-              <w:left w:type="dxa" w:w="120"/>
-              <w:bottom w:type="dxa" w:w="80"/>
-              <w:right w:type="dxa" w:w="120"/>
-            </w:tcMar>
-          </w:tcPr>
-          <w:p>
-            <w:pPr>
-              <w:spacing w:after="0"/>
-              <w:jc w:val="center"/>
-            </w:pPr>
-            <w:r>
-              <w:rPr>
-                <w:rFonts w:ascii="Calibri" w:cs="Calibri" w:eastAsia="Calibri" w:hAnsi="Calibri"/>
-                <w:b w:val="false"/>
-                <w:bCs w:val="false"/>
-                <w:color w:val="000000"/>
-                <w:sz w:val="20"/>
-                <w:szCs w:val="20"/>
-              </w:rPr>
-              <w:t xml:space="preserve">Sinusoidal</w:t>
+            <w:shd w:fill="FDF0E1" w:color="auto" w:val="clear"/>
+            <w:tcMar>
+              <w:top w:type="dxa" w:w="80"/>
+              <w:left w:type="dxa" w:w="120"/>
+              <w:bottom w:type="dxa" w:w="80"/>
+              <w:right w:type="dxa" w:w="120"/>
+            </w:tcMar>
+          </w:tcPr>
+          <w:p>
+            <w:pPr>
+              <w:spacing w:after="0"/>
+              <w:jc w:val="center"/>
+            </w:pPr>
+            <w:r>
+              <w:rPr>
+                <w:rFonts w:ascii="Calibri" w:cs="Calibri" w:eastAsia="Calibri" w:hAnsi="Calibri"/>
+                <w:b/>
+                <w:bCs/>
+                <w:color w:val="000000"/>
+                <w:sz w:val="20"/>
+                <w:szCs w:val="20"/>
+              </w:rPr>
+              <w:t xml:space="preserve">Sinusoidal (final)</w:t>
             </w:r>
           </w:p>
         </w:tc>
         <w:tc>
           <w:tcPr>
             <w:tcW w:type="dxa" w:w="1200"/>
-            <w:tcMar>
-              <w:top w:type="dxa" w:w="80"/>
-              <w:left w:type="dxa" w:w="120"/>
-              <w:bottom w:type="dxa" w:w="80"/>
-              <w:right w:type="dxa" w:w="120"/>
-            </w:tcMar>
-          </w:tcPr>
-          <w:p>
-            <w:pPr>
-              <w:spacing w:after="0"/>
-              <w:jc w:val="center"/>
-            </w:pPr>
-            <w:r>
-              <w:rPr>
-                <w:rFonts w:ascii="Calibri" w:cs="Calibri" w:eastAsia="Calibri" w:hAnsi="Calibri"/>
-                <w:b w:val="false"/>
-                <w:bCs w:val="false"/>
-                <w:color w:val="000000"/>
-                <w:sz w:val="20"/>
-                <w:szCs w:val="20"/>
-              </w:rPr>
-              <w:t xml:space="preserve">—</w:t>
+            <w:shd w:fill="FDF0E1" w:color="auto" w:val="clear"/>
+            <w:tcMar>
+              <w:top w:type="dxa" w:w="80"/>
+              <w:left w:type="dxa" w:w="120"/>
+              <w:bottom w:type="dxa" w:w="80"/>
+              <w:right w:type="dxa" w:w="120"/>
+            </w:tcMar>
+          </w:tcPr>
+          <w:p>
+            <w:pPr>
+              <w:spacing w:after="0"/>
+              <w:jc w:val="center"/>
+            </w:pPr>
+            <w:r>
+              <w:rPr>
+                <w:rFonts w:ascii="Calibri" w:cs="Calibri" w:eastAsia="Calibri" w:hAnsi="Calibri"/>
+                <w:b/>
+                <w:bCs/>
+                <w:color w:val="000000"/>
+                <w:sz w:val="20"/>
+                <w:szCs w:val="20"/>
+              </w:rPr>
+              <w:t xml:space="preserve">67,969</w:t>
             </w:r>
           </w:p>
         </w:tc>
         <w:tc>
           <w:tcPr>
             <w:tcW w:type="dxa" w:w="1500"/>
-            <w:tcMar>
-              <w:top w:type="dxa" w:w="80"/>
-              <w:left w:type="dxa" w:w="120"/>
-              <w:bottom w:type="dxa" w:w="80"/>
-              <w:right w:type="dxa" w:w="120"/>
-            </w:tcMar>
-          </w:tcPr>
-          <w:p>
-            <w:pPr>
-              <w:spacing w:after="0"/>
-              <w:jc w:val="center"/>
-            </w:pPr>
-            <w:r>
-              <w:rPr>
-                <w:rFonts w:ascii="Calibri" w:cs="Calibri" w:eastAsia="Calibri" w:hAnsi="Calibri"/>
-                <w:b w:val="false"/>
-                <w:bCs w:val="false"/>
-                <w:color w:val="000000"/>
-                <w:sz w:val="20"/>
-                <w:szCs w:val="20"/>
-              </w:rPr>
-              <w:t xml:space="preserve">—</w:t>
+            <w:shd w:fill="FDF0E1" w:color="auto" w:val="clear"/>
+            <w:tcMar>
+              <w:top w:type="dxa" w:w="80"/>
+              <w:left w:type="dxa" w:w="120"/>
+              <w:bottom w:type="dxa" w:w="80"/>
+              <w:right w:type="dxa" w:w="120"/>
+            </w:tcMar>
+          </w:tcPr>
+          <w:p>
+            <w:pPr>
+              <w:spacing w:after="0"/>
+              <w:jc w:val="center"/>
+            </w:pPr>
+            <w:r>
+              <w:rPr>
+                <w:rFonts w:ascii="Calibri" w:cs="Calibri" w:eastAsia="Calibri" w:hAnsi="Calibri"/>
+                <w:b/>
+                <w:bCs/>
+                <w:color w:val="000000"/>
+                <w:sz w:val="20"/>
+                <w:szCs w:val="20"/>
+              </w:rPr>
+              <w:t xml:space="preserve">0.3062</w:t>
             </w:r>
           </w:p>
         </w:tc>
         <w:tc>
           <w:tcPr>
             <w:tcW w:type="dxa" w:w="1560"/>
-            <w:tcMar>
-              <w:top w:type="dxa" w:w="80"/>
-              <w:left w:type="dxa" w:w="120"/>
-              <w:bottom w:type="dxa" w:w="80"/>
-              <w:right w:type="dxa" w:w="120"/>
-            </w:tcMar>
-          </w:tcPr>
-          <w:p>
-            <w:pPr>
-              <w:spacing w:after="0"/>
-              <w:jc w:val="center"/>
-            </w:pPr>
-            <w:r>
-              <w:rPr>
-                <w:rFonts w:ascii="Calibri" w:cs="Calibri" w:eastAsia="Calibri" w:hAnsi="Calibri"/>
-                <w:b w:val="false"/>
-                <w:bCs w:val="false"/>
-                <w:color w:val="000000"/>
-                <w:sz w:val="20"/>
-                <w:szCs w:val="20"/>
-              </w:rPr>
-              <w:t xml:space="preserve">—</w:t>
+            <w:shd w:fill="FDF0E1" w:color="auto" w:val="clear"/>
+            <w:tcMar>
+              <w:top w:type="dxa" w:w="80"/>
+              <w:left w:type="dxa" w:w="120"/>
+              <w:bottom w:type="dxa" w:w="80"/>
+              <w:right w:type="dxa" w:w="120"/>
+            </w:tcMar>
+          </w:tcPr>
+          <w:p>
+            <w:pPr>
+              <w:spacing w:after="0"/>
+              <w:jc w:val="center"/>
+            </w:pPr>
+            <w:r>
+              <w:rPr>
+                <w:rFonts w:ascii="Calibri" w:cs="Calibri" w:eastAsia="Calibri" w:hAnsi="Calibri"/>
+                <w:b/>
+                <w:bCs/>
+                <w:color w:val="000000"/>
+                <w:sz w:val="20"/>
+                <w:szCs w:val="20"/>
+              </w:rPr>
+              <w:t xml:space="preserve">0.4494</w:t>
             </w:r>
           </w:p>
         </w:tc>
         <w:tc>
           <w:tcPr>
             <w:tcW w:type="dxa" w:w="1200"/>
-            <w:tcMar>
-              <w:top w:type="dxa" w:w="80"/>
-              <w:left w:type="dxa" w:w="120"/>
-              <w:bottom w:type="dxa" w:w="80"/>
-              <w:right w:type="dxa" w:w="120"/>
-            </w:tcMar>
-          </w:tcPr>
-          <w:p>
-            <w:pPr>
-              <w:spacing w:after="0"/>
-              <w:jc w:val="center"/>
-            </w:pPr>
-            <w:r>
-              <w:rPr>
-                <w:rFonts w:ascii="Calibri" w:cs="Calibri" w:eastAsia="Calibri" w:hAnsi="Calibri"/>
-                <w:b w:val="false"/>
-                <w:bCs w:val="false"/>
-                <w:color w:val="000000"/>
-                <w:sz w:val="20"/>
-                <w:szCs w:val="20"/>
-              </w:rPr>
-              <w:t xml:space="preserve">—</w:t>
+            <w:shd w:fill="FDF0E1" w:color="auto" w:val="clear"/>
+            <w:tcMar>
+              <w:top w:type="dxa" w:w="80"/>
+              <w:left w:type="dxa" w:w="120"/>
+              <w:bottom w:type="dxa" w:w="80"/>
+              <w:right w:type="dxa" w:w="120"/>
+            </w:tcMar>
+          </w:tcPr>
+          <w:p>
+            <w:pPr>
+              <w:spacing w:after="0"/>
+              <w:jc w:val="center"/>
+            </w:pPr>
+            <w:r>
+              <w:rPr>
+                <w:rFonts w:ascii="Calibri" w:cs="Calibri" w:eastAsia="Calibri" w:hAnsi="Calibri"/>
+                <w:b/>
+                <w:bCs/>
+                <w:color w:val="000000"/>
+                <w:sz w:val="20"/>
+                <w:szCs w:val="20"/>
+              </w:rPr>
+              <w:t xml:space="preserve">0.589</w:t>
             </w:r>
           </w:p>
         </w:tc>
@@ -5205,7 +5223,7 @@
                 <w:sz w:val="20"/>
                 <w:szCs w:val="20"/>
               </w:rPr>
-              <w:t xml:space="preserve">—</w:t>
+              <w:t xml:space="preserve">387,969</w:t>
             </w:r>
           </w:p>
         </w:tc>
@@ -5233,7 +5251,7 @@
                 <w:sz w:val="20"/>
                 <w:szCs w:val="20"/>
               </w:rPr>
-              <w:t xml:space="preserve">—</w:t>
+              <w:t xml:space="preserve">0.3211</w:t>
             </w:r>
           </w:p>
         </w:tc>
@@ -5261,7 +5279,7 @@
                 <w:sz w:val="20"/>
                 <w:szCs w:val="20"/>
               </w:rPr>
-              <w:t xml:space="preserve">—</w:t>
+              <w:t xml:space="preserve">0.4573</w:t>
             </w:r>
           </w:p>
         </w:tc>
@@ -5289,7 +5307,7 @@
                 <w:sz w:val="20"/>
                 <w:szCs w:val="20"/>
               </w:rPr>
-              <w:t xml:space="preserve">—</w:t>
+              <w:t xml:space="preserve">0.574</w:t>
             </w:r>
           </w:p>
         </w:tc>
@@ -5375,7 +5393,7 @@
                 <w:sz w:val="20"/>
                 <w:szCs w:val="20"/>
               </w:rPr>
-              <w:t xml:space="preserve">—</w:t>
+              <w:t xml:space="preserve">67,969</w:t>
             </w:r>
           </w:p>
         </w:tc>
@@ -5403,7 +5421,7 @@
                 <w:sz w:val="20"/>
                 <w:szCs w:val="20"/>
               </w:rPr>
-              <w:t xml:space="preserve">—</w:t>
+              <w:t xml:space="preserve">0.3118</w:t>
             </w:r>
           </w:p>
         </w:tc>
@@ -5431,7 +5449,7 @@
                 <w:sz w:val="20"/>
                 <w:szCs w:val="20"/>
               </w:rPr>
-              <w:t xml:space="preserve">—</w:t>
+              <w:t xml:space="preserve">0.4542</w:t>
             </w:r>
           </w:p>
         </w:tc>
@@ -5459,7 +5477,7 @@
                 <w:sz w:val="20"/>
                 <w:szCs w:val="20"/>
               </w:rPr>
-              <w:t xml:space="preserve">—</w:t>
+              <w:t xml:space="preserve">0.580</w:t>
             </w:r>
           </w:p>
         </w:tc>
@@ -5468,6 +5486,7 @@
         <w:tc>
           <w:tcPr>
             <w:tcW w:type="dxa" w:w="1500"/>
+            <w:shd w:fill="FDF0E1" w:color="auto" w:val="clear"/>
             <w:tcMar>
               <w:top w:type="dxa" w:w="80"/>
               <w:left w:type="dxa" w:w="120"/>
@@ -5483,8 +5502,8 @@
             <w:r>
               <w:rPr>
                 <w:rFonts w:ascii="Calibri" w:cs="Calibri" w:eastAsia="Calibri" w:hAnsi="Calibri"/>
-                <w:b w:val="false"/>
-                <w:bCs w:val="false"/>
+                <w:b/>
+                <w:bCs/>
                 <w:color w:val="000000"/>
                 <w:sz w:val="20"/>
                 <w:szCs w:val="20"/>
@@ -5496,140 +5515,145 @@
         <w:tc>
           <w:tcPr>
             <w:tcW w:type="dxa" w:w="2400"/>
-            <w:tcMar>
-              <w:top w:type="dxa" w:w="80"/>
-              <w:left w:type="dxa" w:w="120"/>
-              <w:bottom w:type="dxa" w:w="80"/>
-              <w:right w:type="dxa" w:w="120"/>
-            </w:tcMar>
-          </w:tcPr>
-          <w:p>
-            <w:pPr>
-              <w:spacing w:after="0"/>
-              <w:jc w:val="center"/>
-            </w:pPr>
-            <w:r>
-              <w:rPr>
-                <w:rFonts w:ascii="Calibri" w:cs="Calibri" w:eastAsia="Calibri" w:hAnsi="Calibri"/>
-                <w:b w:val="false"/>
-                <w:bCs w:val="false"/>
-                <w:color w:val="000000"/>
-                <w:sz w:val="20"/>
-                <w:szCs w:val="20"/>
-              </w:rPr>
-              <w:t xml:space="preserve">With calendar</w:t>
+            <w:shd w:fill="FDF0E1" w:color="auto" w:val="clear"/>
+            <w:tcMar>
+              <w:top w:type="dxa" w:w="80"/>
+              <w:left w:type="dxa" w:w="120"/>
+              <w:bottom w:type="dxa" w:w="80"/>
+              <w:right w:type="dxa" w:w="120"/>
+            </w:tcMar>
+          </w:tcPr>
+          <w:p>
+            <w:pPr>
+              <w:spacing w:after="0"/>
+              <w:jc w:val="center"/>
+            </w:pPr>
+            <w:r>
+              <w:rPr>
+                <w:rFonts w:ascii="Calibri" w:cs="Calibri" w:eastAsia="Calibri" w:hAnsi="Calibri"/>
+                <w:b/>
+                <w:bCs/>
+                <w:color w:val="000000"/>
+                <w:sz w:val="20"/>
+                <w:szCs w:val="20"/>
+              </w:rPr>
+              <w:t xml:space="preserve">With calendar (final)</w:t>
             </w:r>
           </w:p>
         </w:tc>
         <w:tc>
           <w:tcPr>
             <w:tcW w:type="dxa" w:w="1200"/>
-            <w:tcMar>
-              <w:top w:type="dxa" w:w="80"/>
-              <w:left w:type="dxa" w:w="120"/>
-              <w:bottom w:type="dxa" w:w="80"/>
-              <w:right w:type="dxa" w:w="120"/>
-            </w:tcMar>
-          </w:tcPr>
-          <w:p>
-            <w:pPr>
-              <w:spacing w:after="0"/>
-              <w:jc w:val="center"/>
-            </w:pPr>
-            <w:r>
-              <w:rPr>
-                <w:rFonts w:ascii="Calibri" w:cs="Calibri" w:eastAsia="Calibri" w:hAnsi="Calibri"/>
-                <w:b w:val="false"/>
-                <w:bCs w:val="false"/>
-                <w:color w:val="000000"/>
-                <w:sz w:val="20"/>
-                <w:szCs w:val="20"/>
-              </w:rPr>
-              <w:t xml:space="preserve">—</w:t>
+            <w:shd w:fill="FDF0E1" w:color="auto" w:val="clear"/>
+            <w:tcMar>
+              <w:top w:type="dxa" w:w="80"/>
+              <w:left w:type="dxa" w:w="120"/>
+              <w:bottom w:type="dxa" w:w="80"/>
+              <w:right w:type="dxa" w:w="120"/>
+            </w:tcMar>
+          </w:tcPr>
+          <w:p>
+            <w:pPr>
+              <w:spacing w:after="0"/>
+              <w:jc w:val="center"/>
+            </w:pPr>
+            <w:r>
+              <w:rPr>
+                <w:rFonts w:ascii="Calibri" w:cs="Calibri" w:eastAsia="Calibri" w:hAnsi="Calibri"/>
+                <w:b/>
+                <w:bCs/>
+                <w:color w:val="000000"/>
+                <w:sz w:val="20"/>
+                <w:szCs w:val="20"/>
+              </w:rPr>
+              <w:t xml:space="preserve">67,969</w:t>
             </w:r>
           </w:p>
         </w:tc>
         <w:tc>
           <w:tcPr>
             <w:tcW w:type="dxa" w:w="1500"/>
-            <w:tcMar>
-              <w:top w:type="dxa" w:w="80"/>
-              <w:left w:type="dxa" w:w="120"/>
-              <w:bottom w:type="dxa" w:w="80"/>
-              <w:right w:type="dxa" w:w="120"/>
-            </w:tcMar>
-          </w:tcPr>
-          <w:p>
-            <w:pPr>
-              <w:spacing w:after="0"/>
-              <w:jc w:val="center"/>
-            </w:pPr>
-            <w:r>
-              <w:rPr>
-                <w:rFonts w:ascii="Calibri" w:cs="Calibri" w:eastAsia="Calibri" w:hAnsi="Calibri"/>
-                <w:b w:val="false"/>
-                <w:bCs w:val="false"/>
-                <w:color w:val="000000"/>
-                <w:sz w:val="20"/>
-                <w:szCs w:val="20"/>
-              </w:rPr>
-              <w:t xml:space="preserve">—</w:t>
+            <w:shd w:fill="FDF0E1" w:color="auto" w:val="clear"/>
+            <w:tcMar>
+              <w:top w:type="dxa" w:w="80"/>
+              <w:left w:type="dxa" w:w="120"/>
+              <w:bottom w:type="dxa" w:w="80"/>
+              <w:right w:type="dxa" w:w="120"/>
+            </w:tcMar>
+          </w:tcPr>
+          <w:p>
+            <w:pPr>
+              <w:spacing w:after="0"/>
+              <w:jc w:val="center"/>
+            </w:pPr>
+            <w:r>
+              <w:rPr>
+                <w:rFonts w:ascii="Calibri" w:cs="Calibri" w:eastAsia="Calibri" w:hAnsi="Calibri"/>
+                <w:b/>
+                <w:bCs/>
+                <w:color w:val="000000"/>
+                <w:sz w:val="20"/>
+                <w:szCs w:val="20"/>
+              </w:rPr>
+              <w:t xml:space="preserve">0.3062</w:t>
             </w:r>
           </w:p>
         </w:tc>
         <w:tc>
           <w:tcPr>
             <w:tcW w:type="dxa" w:w="1560"/>
-            <w:tcMar>
-              <w:top w:type="dxa" w:w="80"/>
-              <w:left w:type="dxa" w:w="120"/>
-              <w:bottom w:type="dxa" w:w="80"/>
-              <w:right w:type="dxa" w:w="120"/>
-            </w:tcMar>
-          </w:tcPr>
-          <w:p>
-            <w:pPr>
-              <w:spacing w:after="0"/>
-              <w:jc w:val="center"/>
-            </w:pPr>
-            <w:r>
-              <w:rPr>
-                <w:rFonts w:ascii="Calibri" w:cs="Calibri" w:eastAsia="Calibri" w:hAnsi="Calibri"/>
-                <w:b w:val="false"/>
-                <w:bCs w:val="false"/>
-                <w:color w:val="000000"/>
-                <w:sz w:val="20"/>
-                <w:szCs w:val="20"/>
-              </w:rPr>
-              <w:t xml:space="preserve">—</w:t>
+            <w:shd w:fill="FDF0E1" w:color="auto" w:val="clear"/>
+            <w:tcMar>
+              <w:top w:type="dxa" w:w="80"/>
+              <w:left w:type="dxa" w:w="120"/>
+              <w:bottom w:type="dxa" w:w="80"/>
+              <w:right w:type="dxa" w:w="120"/>
+            </w:tcMar>
+          </w:tcPr>
+          <w:p>
+            <w:pPr>
+              <w:spacing w:after="0"/>
+              <w:jc w:val="center"/>
+            </w:pPr>
+            <w:r>
+              <w:rPr>
+                <w:rFonts w:ascii="Calibri" w:cs="Calibri" w:eastAsia="Calibri" w:hAnsi="Calibri"/>
+                <w:b/>
+                <w:bCs/>
+                <w:color w:val="000000"/>
+                <w:sz w:val="20"/>
+                <w:szCs w:val="20"/>
+              </w:rPr>
+              <w:t xml:space="preserve">0.4494</w:t>
             </w:r>
           </w:p>
         </w:tc>
         <w:tc>
           <w:tcPr>
             <w:tcW w:type="dxa" w:w="1200"/>
-            <w:tcMar>
-              <w:top w:type="dxa" w:w="80"/>
-              <w:left w:type="dxa" w:w="120"/>
-              <w:bottom w:type="dxa" w:w="80"/>
-              <w:right w:type="dxa" w:w="120"/>
-            </w:tcMar>
-          </w:tcPr>
-          <w:p>
-            <w:pPr>
-              <w:spacing w:after="0"/>
-              <w:jc w:val="center"/>
-            </w:pPr>
-            <w:r>
-              <w:rPr>
-                <w:rFonts w:ascii="Calibri" w:cs="Calibri" w:eastAsia="Calibri" w:hAnsi="Calibri"/>
-                <w:b w:val="false"/>
-                <w:bCs w:val="false"/>
-                <w:color w:val="000000"/>
-                <w:sz w:val="20"/>
-                <w:szCs w:val="20"/>
-              </w:rPr>
-              <w:t xml:space="preserve">—</w:t>
+            <w:shd w:fill="FDF0E1" w:color="auto" w:val="clear"/>
+            <w:tcMar>
+              <w:top w:type="dxa" w:w="80"/>
+              <w:left w:type="dxa" w:w="120"/>
+              <w:bottom w:type="dxa" w:w="80"/>
+              <w:right w:type="dxa" w:w="120"/>
+            </w:tcMar>
+          </w:tcPr>
+          <w:p>
+            <w:pPr>
+              <w:spacing w:after="0"/>
+              <w:jc w:val="center"/>
+            </w:pPr>
+            <w:r>
+              <w:rPr>
+                <w:rFonts w:ascii="Calibri" w:cs="Calibri" w:eastAsia="Calibri" w:hAnsi="Calibri"/>
+                <w:b/>
+                <w:bCs/>
+                <w:color w:val="000000"/>
+                <w:sz w:val="20"/>
+                <w:szCs w:val="20"/>
+              </w:rPr>
+              <w:t xml:space="preserve">0.589</w:t>
             </w:r>
           </w:p>
         </w:tc>
@@ -5715,7 +5739,7 @@
                 <w:sz w:val="20"/>
                 <w:szCs w:val="20"/>
               </w:rPr>
-              <w:t xml:space="preserve">—</w:t>
+              <w:t xml:space="preserve">67,521</w:t>
             </w:r>
           </w:p>
         </w:tc>
@@ -5743,7 +5767,7 @@
                 <w:sz w:val="20"/>
                 <w:szCs w:val="20"/>
               </w:rPr>
-              <w:t xml:space="preserve">—</w:t>
+              <w:t xml:space="preserve">0.3097</w:t>
             </w:r>
           </w:p>
         </w:tc>
@@ -5771,7 +5795,7 @@
                 <w:sz w:val="20"/>
                 <w:szCs w:val="20"/>
               </w:rPr>
-              <w:t xml:space="preserve">—</w:t>
+              <w:t xml:space="preserve">0.4617</w:t>
             </w:r>
           </w:p>
         </w:tc>
@@ -5799,7 +5823,7 @@
                 <w:sz w:val="20"/>
                 <w:szCs w:val="20"/>
               </w:rPr>
-              <w:t xml:space="preserve">—</w:t>
+              <w:t xml:space="preserve">0.566</w:t>
             </w:r>
           </w:p>
         </w:tc>
@@ -5808,6 +5832,7 @@
         <w:tc>
           <w:tcPr>
             <w:tcW w:type="dxa" w:w="1500"/>
+            <w:shd w:fill="FDF0E1" w:color="auto" w:val="clear"/>
             <w:tcMar>
               <w:top w:type="dxa" w:w="80"/>
               <w:left w:type="dxa" w:w="120"/>
@@ -5823,8 +5848,8 @@
             <w:r>
               <w:rPr>
                 <w:rFonts w:ascii="Calibri" w:cs="Calibri" w:eastAsia="Calibri" w:hAnsi="Calibri"/>
-                <w:b w:val="false"/>
-                <w:bCs w:val="false"/>
+                <w:b/>
+                <w:bCs/>
                 <w:color w:val="000000"/>
                 <w:sz w:val="20"/>
                 <w:szCs w:val="20"/>
@@ -5836,140 +5861,145 @@
         <w:tc>
           <w:tcPr>
             <w:tcW w:type="dxa" w:w="2400"/>
-            <w:tcMar>
-              <w:top w:type="dxa" w:w="80"/>
-              <w:left w:type="dxa" w:w="120"/>
-              <w:bottom w:type="dxa" w:w="80"/>
-              <w:right w:type="dxa" w:w="120"/>
-            </w:tcMar>
-          </w:tcPr>
-          <w:p>
-            <w:pPr>
-              <w:spacing w:after="0"/>
-              <w:jc w:val="center"/>
-            </w:pPr>
-            <w:r>
-              <w:rPr>
-                <w:rFonts w:ascii="Calibri" w:cs="Calibri" w:eastAsia="Calibri" w:hAnsi="Calibri"/>
-                <w:b w:val="false"/>
-                <w:bCs w:val="false"/>
-                <w:color w:val="000000"/>
-                <w:sz w:val="20"/>
-                <w:szCs w:val="20"/>
-              </w:rPr>
-              <w:t xml:space="preserve">Transformer</w:t>
+            <w:shd w:fill="FDF0E1" w:color="auto" w:val="clear"/>
+            <w:tcMar>
+              <w:top w:type="dxa" w:w="80"/>
+              <w:left w:type="dxa" w:w="120"/>
+              <w:bottom w:type="dxa" w:w="80"/>
+              <w:right w:type="dxa" w:w="120"/>
+            </w:tcMar>
+          </w:tcPr>
+          <w:p>
+            <w:pPr>
+              <w:spacing w:after="0"/>
+              <w:jc w:val="center"/>
+            </w:pPr>
+            <w:r>
+              <w:rPr>
+                <w:rFonts w:ascii="Calibri" w:cs="Calibri" w:eastAsia="Calibri" w:hAnsi="Calibri"/>
+                <w:b/>
+                <w:bCs/>
+                <w:color w:val="000000"/>
+                <w:sz w:val="20"/>
+                <w:szCs w:val="20"/>
+              </w:rPr>
+              <w:t xml:space="preserve">Transformer (final)</w:t>
             </w:r>
           </w:p>
         </w:tc>
         <w:tc>
           <w:tcPr>
             <w:tcW w:type="dxa" w:w="1200"/>
-            <w:tcMar>
-              <w:top w:type="dxa" w:w="80"/>
-              <w:left w:type="dxa" w:w="120"/>
-              <w:bottom w:type="dxa" w:w="80"/>
-              <w:right w:type="dxa" w:w="120"/>
-            </w:tcMar>
-          </w:tcPr>
-          <w:p>
-            <w:pPr>
-              <w:spacing w:after="0"/>
-              <w:jc w:val="center"/>
-            </w:pPr>
-            <w:r>
-              <w:rPr>
-                <w:rFonts w:ascii="Calibri" w:cs="Calibri" w:eastAsia="Calibri" w:hAnsi="Calibri"/>
-                <w:b w:val="false"/>
-                <w:bCs w:val="false"/>
-                <w:color w:val="000000"/>
-                <w:sz w:val="20"/>
-                <w:szCs w:val="20"/>
-              </w:rPr>
-              <w:t xml:space="preserve">—</w:t>
+            <w:shd w:fill="FDF0E1" w:color="auto" w:val="clear"/>
+            <w:tcMar>
+              <w:top w:type="dxa" w:w="80"/>
+              <w:left w:type="dxa" w:w="120"/>
+              <w:bottom w:type="dxa" w:w="80"/>
+              <w:right w:type="dxa" w:w="120"/>
+            </w:tcMar>
+          </w:tcPr>
+          <w:p>
+            <w:pPr>
+              <w:spacing w:after="0"/>
+              <w:jc w:val="center"/>
+            </w:pPr>
+            <w:r>
+              <w:rPr>
+                <w:rFonts w:ascii="Calibri" w:cs="Calibri" w:eastAsia="Calibri" w:hAnsi="Calibri"/>
+                <w:b/>
+                <w:bCs/>
+                <w:color w:val="000000"/>
+                <w:sz w:val="20"/>
+                <w:szCs w:val="20"/>
+              </w:rPr>
+              <w:t xml:space="preserve">67,969</w:t>
             </w:r>
           </w:p>
         </w:tc>
         <w:tc>
           <w:tcPr>
             <w:tcW w:type="dxa" w:w="1500"/>
-            <w:tcMar>
-              <w:top w:type="dxa" w:w="80"/>
-              <w:left w:type="dxa" w:w="120"/>
-              <w:bottom w:type="dxa" w:w="80"/>
-              <w:right w:type="dxa" w:w="120"/>
-            </w:tcMar>
-          </w:tcPr>
-          <w:p>
-            <w:pPr>
-              <w:spacing w:after="0"/>
-              <w:jc w:val="center"/>
-            </w:pPr>
-            <w:r>
-              <w:rPr>
-                <w:rFonts w:ascii="Calibri" w:cs="Calibri" w:eastAsia="Calibri" w:hAnsi="Calibri"/>
-                <w:b w:val="false"/>
-                <w:bCs w:val="false"/>
-                <w:color w:val="000000"/>
-                <w:sz w:val="20"/>
-                <w:szCs w:val="20"/>
-              </w:rPr>
-              <w:t xml:space="preserve">—</w:t>
+            <w:shd w:fill="FDF0E1" w:color="auto" w:val="clear"/>
+            <w:tcMar>
+              <w:top w:type="dxa" w:w="80"/>
+              <w:left w:type="dxa" w:w="120"/>
+              <w:bottom w:type="dxa" w:w="80"/>
+              <w:right w:type="dxa" w:w="120"/>
+            </w:tcMar>
+          </w:tcPr>
+          <w:p>
+            <w:pPr>
+              <w:spacing w:after="0"/>
+              <w:jc w:val="center"/>
+            </w:pPr>
+            <w:r>
+              <w:rPr>
+                <w:rFonts w:ascii="Calibri" w:cs="Calibri" w:eastAsia="Calibri" w:hAnsi="Calibri"/>
+                <w:b/>
+                <w:bCs/>
+                <w:color w:val="000000"/>
+                <w:sz w:val="20"/>
+                <w:szCs w:val="20"/>
+              </w:rPr>
+              <w:t xml:space="preserve">0.3062</w:t>
             </w:r>
           </w:p>
         </w:tc>
         <w:tc>
           <w:tcPr>
             <w:tcW w:type="dxa" w:w="1560"/>
-            <w:tcMar>
-              <w:top w:type="dxa" w:w="80"/>
-              <w:left w:type="dxa" w:w="120"/>
-              <w:bottom w:type="dxa" w:w="80"/>
-              <w:right w:type="dxa" w:w="120"/>
-            </w:tcMar>
-          </w:tcPr>
-          <w:p>
-            <w:pPr>
-              <w:spacing w:after="0"/>
-              <w:jc w:val="center"/>
-            </w:pPr>
-            <w:r>
-              <w:rPr>
-                <w:rFonts w:ascii="Calibri" w:cs="Calibri" w:eastAsia="Calibri" w:hAnsi="Calibri"/>
-                <w:b w:val="false"/>
-                <w:bCs w:val="false"/>
-                <w:color w:val="000000"/>
-                <w:sz w:val="20"/>
-                <w:szCs w:val="20"/>
-              </w:rPr>
-              <w:t xml:space="preserve">—</w:t>
+            <w:shd w:fill="FDF0E1" w:color="auto" w:val="clear"/>
+            <w:tcMar>
+              <w:top w:type="dxa" w:w="80"/>
+              <w:left w:type="dxa" w:w="120"/>
+              <w:bottom w:type="dxa" w:w="80"/>
+              <w:right w:type="dxa" w:w="120"/>
+            </w:tcMar>
+          </w:tcPr>
+          <w:p>
+            <w:pPr>
+              <w:spacing w:after="0"/>
+              <w:jc w:val="center"/>
+            </w:pPr>
+            <w:r>
+              <w:rPr>
+                <w:rFonts w:ascii="Calibri" w:cs="Calibri" w:eastAsia="Calibri" w:hAnsi="Calibri"/>
+                <w:b/>
+                <w:bCs/>
+                <w:color w:val="000000"/>
+                <w:sz w:val="20"/>
+                <w:szCs w:val="20"/>
+              </w:rPr>
+              <w:t xml:space="preserve">0.4494</w:t>
             </w:r>
           </w:p>
         </w:tc>
         <w:tc>
           <w:tcPr>
             <w:tcW w:type="dxa" w:w="1200"/>
-            <w:tcMar>
-              <w:top w:type="dxa" w:w="80"/>
-              <w:left w:type="dxa" w:w="120"/>
-              <w:bottom w:type="dxa" w:w="80"/>
-              <w:right w:type="dxa" w:w="120"/>
-            </w:tcMar>
-          </w:tcPr>
-          <w:p>
-            <w:pPr>
-              <w:spacing w:after="0"/>
-              <w:jc w:val="center"/>
-            </w:pPr>
-            <w:r>
-              <w:rPr>
-                <w:rFonts w:ascii="Calibri" w:cs="Calibri" w:eastAsia="Calibri" w:hAnsi="Calibri"/>
-                <w:b w:val="false"/>
-                <w:bCs w:val="false"/>
-                <w:color w:val="000000"/>
-                <w:sz w:val="20"/>
-                <w:szCs w:val="20"/>
-              </w:rPr>
-              <w:t xml:space="preserve">—</w:t>
+            <w:shd w:fill="FDF0E1" w:color="auto" w:val="clear"/>
+            <w:tcMar>
+              <w:top w:type="dxa" w:w="80"/>
+              <w:left w:type="dxa" w:w="120"/>
+              <w:bottom w:type="dxa" w:w="80"/>
+              <w:right w:type="dxa" w:w="120"/>
+            </w:tcMar>
+          </w:tcPr>
+          <w:p>
+            <w:pPr>
+              <w:spacing w:after="0"/>
+              <w:jc w:val="center"/>
+            </w:pPr>
+            <w:r>
+              <w:rPr>
+                <w:rFonts w:ascii="Calibri" w:cs="Calibri" w:eastAsia="Calibri" w:hAnsi="Calibri"/>
+                <w:b/>
+                <w:bCs/>
+                <w:color w:val="000000"/>
+                <w:sz w:val="20"/>
+                <w:szCs w:val="20"/>
+              </w:rPr>
+              <w:t xml:space="preserve">0.589</w:t>
             </w:r>
           </w:p>
         </w:tc>
@@ -6055,7 +6085,7 @@
                 <w:sz w:val="20"/>
                 <w:szCs w:val="20"/>
               </w:rPr>
-              <w:t xml:space="preserve">—</w:t>
+              <w:t xml:space="preserve">53,825</w:t>
             </w:r>
           </w:p>
         </w:tc>
@@ -6083,7 +6113,7 @@
                 <w:sz w:val="20"/>
                 <w:szCs w:val="20"/>
               </w:rPr>
-              <w:t xml:space="preserve">—</w:t>
+              <w:t xml:space="preserve">0.3199</w:t>
             </w:r>
           </w:p>
         </w:tc>
@@ -6111,7 +6141,7 @@
                 <w:sz w:val="20"/>
                 <w:szCs w:val="20"/>
               </w:rPr>
-              <w:t xml:space="preserve">—</w:t>
+              <w:t xml:space="preserve">0.4579</w:t>
             </w:r>
           </w:p>
         </w:tc>
@@ -6139,7 +6169,7 @@
                 <w:sz w:val="20"/>
                 <w:szCs w:val="20"/>
               </w:rPr>
-              <w:t xml:space="preserve">—</w:t>
+              <w:t xml:space="preserve">0.573</w:t>
             </w:r>
           </w:p>
         </w:tc>
@@ -6159,65 +6189,35 @@
           <w:sz w:val="18"/>
           <w:szCs w:val="18"/>
         </w:rPr>
-        <w:t xml:space="preserve">Table 4: Ablation results.</w:t>
-      </w:r>
-    </w:p>
-    <w:p>
-      <w:pPr>
-        <w:pBdr>
-          <w:left w:val="single" w:color="B35F0A" w:sz="18" w:space="6"/>
-        </w:pBdr>
-        <w:shd w:fill="FDF0E1" w:color="auto" w:val="clear"/>
-        <w:spacing w:after="200" w:before="120"/>
-      </w:pPr>
-      <w:r>
-        <w:rPr>
-          <w:rFonts w:ascii="Calibri" w:cs="Calibri" w:eastAsia="Calibri" w:hAnsi="Calibri"/>
-          <w:b/>
-          <w:bCs/>
-          <w:color w:val="B35F0A"/>
-          <w:sz w:val="20"/>
-          <w:szCs w:val="20"/>
-        </w:rPr>
-        <w:t xml:space="preserve">ACTION REQUIRED  </w:t>
-      </w:r>
-      <w:r>
-        <w:rPr>
-          <w:rFonts w:ascii="Calibri" w:cs="Calibri" w:eastAsia="Calibri" w:hAnsi="Calibri"/>
-          <w:color w:val="0F2B46"/>
-          <w:sz w:val="20"/>
-          <w:szCs w:val="20"/>
-        </w:rPr>
-        <w:t xml:space="preserve">Run `python -m src.ablation --group all --epochs 40` and paste the contents of results/ablation_results.md into Table 4. This table is worth substantial credit under 'difficulty of NN design' — it is the evidence that the architecture was chosen rather than assumed. If time is short, run the 'features' and 'architecture' groups first: they produce the two most quotable comparisons.</w:t>
-      </w:r>
-    </w:p>
-    <w:p>
-      <w:pPr>
-        <w:pBdr>
-          <w:left w:val="single" w:color="B35F0A" w:sz="18" w:space="6"/>
-        </w:pBdr>
-        <w:shd w:fill="FDF0E1" w:color="auto" w:val="clear"/>
-        <w:spacing w:after="200" w:before="120"/>
-      </w:pPr>
-      <w:r>
-        <w:rPr>
-          <w:rFonts w:ascii="Calibri" w:cs="Calibri" w:eastAsia="Calibri" w:hAnsi="Calibri"/>
-          <w:b/>
-          <w:bCs/>
-          <w:color w:val="B35F0A"/>
-          <w:sz w:val="20"/>
-          <w:szCs w:val="20"/>
-        </w:rPr>
-        <w:t xml:space="preserve">ACTION REQUIRED  </w:t>
-      </w:r>
-      <w:r>
-        <w:rPr>
-          <w:rFonts w:ascii="Calibri" w:cs="Calibri" w:eastAsia="Calibri" w:hAnsi="Calibri"/>
-          <w:color w:val="0F2B46"/>
-          <w:sz w:val="20"/>
-          <w:szCs w:val="20"/>
-        </w:rPr>
-        <w:t xml:space="preserve">Add one or two sentences after Table 4 interpreting the results — which design choices mattered, which did not, and whether anything surprised you. Graders read the interpretation, not the numbers.</w:t>
+        <w:t xml:space="preserve">Table 4: Ablation results. Each study varies one decision against the final configuration, which appears once per study as the shaded row; its numbers are identical everywhere because runs are fully seeded.</w:t>
+      </w:r>
+    </w:p>
+    <w:p>
+      <w:pPr>
+        <w:spacing w:after="160" w:line="276"/>
+        <w:jc w:val="both"/>
+      </w:pPr>
+      <w:r>
+        <w:rPr>
+          <w:rFonts w:ascii="Calibri" w:cs="Calibri" w:eastAsia="Calibri" w:hAnsi="Calibri"/>
+          <w:sz w:val="22"/>
+          <w:szCs w:val="22"/>
+        </w:rPr>
+        <w:t xml:space="preserve">Three results carry the table. The calendar features matter most: removing them costs more RMSE than any architectural change (0.4494 to 0.4617), even though the model could in principle recover the same information from the positional structure of the window. Second, more capacity only hurts — doubling depth or width degrades RMSE while multiplying parameters, confirming that at 34,000 training hours the binding constraint is data, not expressiveness. Third, the Transformer beats the parameter-matched LSTM control (RMSE 0.4494 vs. 0.4579, skill 21.8% vs. 20.3%) — a real but modest margin that is consistent with attention helping most at the event transitions the error analysis identified.</w:t>
+      </w:r>
+    </w:p>
+    <w:p>
+      <w:pPr>
+        <w:spacing w:after="160" w:line="276"/>
+        <w:jc w:val="both"/>
+      </w:pPr>
+      <w:r>
+        <w:rPr>
+          <w:rFonts w:ascii="Calibri" w:cs="Calibri" w:eastAsia="Calibri" w:hAnsi="Calibri"/>
+          <w:sz w:val="22"/>
+          <w:szCs w:val="22"/>
+        </w:rPr>
+        <w:t xml:space="preserve">Two smaller observations: extending the window past one daily cycle adds nothing (L = 48 and L = 168 both underperform L = 24), and fixed sinusoidal encodings beat learnable ones, which overfit — the learnable variant adds 320,000 parameters and peaks five epochs earlier. Notably, every configuration in the table still beats persistence by at least 19.6%, so the headline claim is robust to any of these design choices; the ablations tune the margin, not the conclusion.</w:t>
       </w:r>
     </w:p>
     <w:p>

--- a/report/final_report.docx
+++ b/report/final_report.docx
@@ -189,7 +189,7 @@
           <w:sz w:val="22"/>
           <w:szCs w:val="22"/>
         </w:rPr>
-        <w:t xml:space="preserve">This project asks a specific question: does a Transformer's self-attention mechanism capture the temporal structure of single-household demand well enough to beat the forecasts available for free? We take that comparison seriously, because it is the one most easily skipped. A model reporting an RMSE of 0.46 kW sounds precise in isolation; it is only meaningful once you know that simply repeating the previous hour's reading achieves 0.57 kW on the same data.</w:t>
+        <w:t xml:space="preserve">This project asks a specific question: does a Transformer's self-attention mechanism capture the temporal structure of single-household demand well enough to beat the forecasts available for free? We take that comparison seriously, because it is the one most easily skipped. A model reporting an RMSE of 0.45 kW sounds precise in isolation; it is only meaningful once you know that simply repeating the previous hour's reading achieves 0.57 kW on the same data.</w:t>
       </w:r>
     </w:p>
     <w:p>
@@ -2173,7 +2173,7 @@
                 <w:sz w:val="20"/>
                 <w:szCs w:val="20"/>
               </w:rPr>
-              <w:t xml:space="preserve">Ablated against mean pooling</w:t>
+              <w:t xml:space="preserve">Last step attends over the full window</w:t>
             </w:r>
           </w:p>
         </w:tc>
@@ -2473,7 +2473,7 @@
           <w:sz w:val="18"/>
           <w:szCs w:val="18"/>
         </w:rPr>
-        <w:t xml:space="preserve">Figure 2: Training and validation loss against epoch for the final early-stopped run. Validation loss reaches its minimum at epoch 11 (dashed line); early stopping halts training at epoch 19, once eight epochs pass without improvement.</w:t>
+        <w:t xml:space="preserve">Figure 2: Training and validation loss against epoch for the final early-stopped run. Validation loss reaches its minimum at epoch 11 (marked); early stopping halts training at epoch 19, once eight epochs pass without improvement.</w:t>
       </w:r>
     </w:p>
     <w:p>
@@ -3593,7 +3593,7 @@
           <w:sz w:val="22"/>
           <w:szCs w:val="22"/>
         </w:rPr>
-        <w:t xml:space="preserve">Figure 4 shows the model reproducing both the baseline load level and the timing of demand events, but systematically failing to reach peak magnitudes. Predicted maxima top out near 4.3 kW against observed maxima above 5.6 kW.</w:t>
+        <w:t xml:space="preserve">Figure 4 shows the model reproducing both the baseline load level and the timing of demand events, but systematically failing to reach peak magnitudes. Within the two weeks plotted, the highest observed hour reaches 3.77 kW against a predicted 2.57 kW. The same shortfall holds across the full test period, where predicted maxima top out at 4.27 kW against observed maxima of 5.63 kW.</w:t>
       </w:r>
     </w:p>
     <w:p>

--- a/report/final_report.docx
+++ b/report/final_report.docx
@@ -130,7 +130,7 @@
           <w:sz w:val="22"/>
           <w:szCs w:val="22"/>
         </w:rPr>
-        <w:t xml:space="preserve"> — the standard free baseline for hourly load. We report ablations over window length, model capacity, positional encoding, and feature set, and compare against a parameter-matched LSTM. Error analysis shows the dominant residual failure mode is systematic under-prediction of sharp demand peaks, a consequence of the squared-error objective rather than of insufficient capacity.</w:t>
+        <w:t xml:space="preserve"> — the standard free baseline for hourly load. We report ablations over window length, model capacity, positional encoding, and feature set, and compare against a comparably sized LSTM. Error analysis shows the dominant residual failure mode is systematic under-prediction of sharp demand peaks, a pattern that may be related to the squared-error objective.</w:t>
       </w:r>
     </w:p>
     <w:p>
@@ -260,7 +260,7 @@
           <w:sz w:val="22"/>
           <w:szCs w:val="22"/>
         </w:rPr>
-        <w:t xml:space="preserve">Ablations over window length, model capacity, positional encoding scheme, and feature set, plus a parameter-matched LSTM control.</w:t>
+        <w:t xml:space="preserve">Ablations over window length, model capacity, positional encoding scheme, and feature set, plus a comparably sized LSTM control.</w:t>
       </w:r>
     </w:p>
     <w:p>
@@ -1319,7 +1319,7 @@
           <w:sz w:val="22"/>
           <w:szCs w:val="22"/>
         </w:rPr>
-        <w:t xml:space="preserve">In a recurrent model, information from hour 1 of the window reaches the prediction only after passing through 23 sequential state updates, with each step attenuating and mixing the signal. Self-attention connects every pair of positions in a single operation, so the dependency length is constant regardless of separation. This matters for load data because the most informative context is frequently not the immediately preceding hour but the same hour on previous days — a relationship attention can represent directly as a high weight on a distant position.</w:t>
+        <w:t xml:space="preserve">In a recurrent model, information from hour 1 of the window reaches the prediction only after passing through 23 sequential state updates, with each step attenuating and mixing the signal. Self-attention connects every pair of positions in a single operation, so the dependency length is constant regardless of separation. Within our 24-hour input window, useful context may occur far from the most recent hour, including the same hour on the previous day.</w:t>
       </w:r>
     </w:p>
     <w:p>
@@ -2173,7 +2173,7 @@
                 <w:sz w:val="20"/>
                 <w:szCs w:val="20"/>
               </w:rPr>
-              <w:t xml:space="preserve">Ablated against mean pooling</w:t>
+              <w:t xml:space="preserve">Uses the final encoded time step as the sequence summary</w:t>
             </w:r>
           </w:p>
         </w:tc>
@@ -2410,7 +2410,7 @@
           <w:sz w:val="22"/>
           <w:szCs w:val="22"/>
         </w:rPr>
-        <w:t xml:space="preserve">Early stopping is not a formality here. Our interim 20-epoch run reached its best validation loss at epoch 9 and then deteriorated monotonically through epoch 20 while training loss continued to fall — a clean separation of the two curves and an unambiguous overfitting signature. The final run behaves as that experience predicted: validation loss bottoms out at 0.3161 at epoch 11, the schedule halves the learning rate as improvement stalls, and training halts at epoch 19 rather than spending eight further epochs overfitting. Figure 2 shows the final run's curves.</w:t>
+        <w:t xml:space="preserve">Early stopping is not a formality here. Our interim 20-epoch run reached its best validation loss at epoch 9 and never improved beyond that point while training loss generally continued to fall — a clean separation of the two curves and an unambiguous overfitting signature. The final run behaves as that experience predicted: validation loss bottoms out at 0.3161 at epoch 11, the schedule halves the learning rate as improvement stalls, and training halts at epoch 19 rather than spending eight further epochs overfitting. Figure 2 shows the final run's curves.</w:t>
       </w:r>
     </w:p>
     <w:p>
@@ -6203,7 +6203,7 @@
           <w:sz w:val="22"/>
           <w:szCs w:val="22"/>
         </w:rPr>
-        <w:t xml:space="preserve">Three results carry the table. The calendar features matter most: removing them costs more RMSE than any architectural change (0.4494 to 0.4617), even though the model could in principle recover the same information from the positional structure of the window. Second, more capacity only hurts — doubling depth or width degrades RMSE while multiplying parameters, confirming that at 34,000 training hours the binding constraint is data, not expressiveness. Third, the Transformer beats the parameter-matched LSTM control (RMSE 0.4494 vs. 0.4579, skill 21.8% vs. 20.3%) — a real but modest margin that is consistent with attention helping most at the event transitions the error analysis identified.</w:t>
+        <w:t xml:space="preserve">Three results carry the table. The calendar features matter most: removing them costs more RMSE than any architectural change (0.4494 to 0.4617), showing that explicit time-of-day and calendar information improves forecasting performance. Second, more capacity only hurts — doubling depth or width degrades RMSE while multiplying parameters, showing that the larger-capacity models we tested did not improve performance with roughly 24,000 training hours. Third, the Transformer beats the comparably sized LSTM control (RMSE 0.4494 vs. 0.4579, skill 21.8% vs. 20.3%) — a real but modest margin that is consistent with attention helping most at the event transitions the error analysis identified.</w:t>
       </w:r>
     </w:p>
     <w:p>
@@ -6489,7 +6489,7 @@
           <w:sz w:val="22"/>
           <w:szCs w:val="22"/>
         </w:rPr>
-        <w:t xml:space="preserve">Attention interpretability. Visualizing attention weights would test the hypothesis that the model attends to the same hour on previous days, which motivated the architecture choice.</w:t>
+        <w:t xml:space="preserve">Attention interpretability. Visualizing attention weights would help identify which parts of the previous 24 hours contribute most to the forecast.</w:t>
       </w:r>
     </w:p>
     <w:p>
@@ -6538,7 +6538,7 @@
           <w:sz w:val="22"/>
           <w:szCs w:val="22"/>
         </w:rPr>
-        <w:t xml:space="preserve">We implemented an encoder-only Transformer for one-hour-ahead household electricity load forecasting and evaluated it against the reference forecasters that any such model must beat to be worth deploying. On held-out data the model achieves an MAE of 0.3062 kW and an RMSE of 0.4494 kW, reducing RMSE by 21.8% relative to naive persistence. Error analysis shows the remaining error is dominated by systematic under-prediction of demand peaks — a consequence of the squared-error objective rather than of model capacity, and the clearest direction for future work.</w:t>
+        <w:t xml:space="preserve">We implemented an encoder-only Transformer for one-hour-ahead household electricity load forecasting and evaluated it against the reference forecasters that any such model must beat to be worth its complexity. On held-out data the model achieves an MAE of 0.3062 kW and an RMSE of 0.4494 kW, reducing RMSE by 21.8% relative to naive persistence. Error analysis shows the remaining error is dominated by systematic under-prediction of demand peaks, a pattern that may be related to the squared-error objective and is an important direction for future work.</w:t>
       </w:r>
     </w:p>
     <w:p>

--- a/report/final_report.docx
+++ b/report/final_report.docx
@@ -6729,6 +6729,160 @@
           <w:szCs w:val="21"/>
         </w:rPr>
         <w:t xml:space="preserve">[12]  Y. Nie, N. H. Nguyen, P. Sinthong, and J. Kalagnanam, "A time series is worth 64 words: Long-term forecasting with transformers," in Proc. International Conference on Learning Representations (ICLR), 2023.</w:t>
+      </w:r>
+    </w:p>
+    <w:p>
+      <w:pPr>
+        <w:spacing w:after="130" w:line="260"/>
+        <w:ind w:left="360" w:hanging="360"/>
+      </w:pPr>
+      <w:r>
+        <w:rPr>
+          <w:rFonts w:ascii="Calibri" w:cs="Calibri" w:eastAsia="Calibri" w:hAnsi="Calibri"/>
+          <w:sz w:val="21"/>
+          <w:szCs w:val="21"/>
+        </w:rPr>
+        <w:t xml:space="preserve">[13]  D. L. Marino, K. Amarasinghe, and M. Manic, "Building energy load forecasting using deep neural networks," in Proc. 42nd Annual Conference of the IEEE Industrial Electronics Society (IECON), 2016, pp. 7046–7051.</w:t>
+      </w:r>
+    </w:p>
+    <w:p>
+      <w:pPr>
+        <w:spacing w:after="130" w:line="260"/>
+        <w:ind w:left="360" w:hanging="360"/>
+      </w:pPr>
+      <w:r>
+        <w:rPr>
+          <w:rFonts w:ascii="Calibri" w:cs="Calibri" w:eastAsia="Calibri" w:hAnsi="Calibri"/>
+          <w:sz w:val="21"/>
+          <w:szCs w:val="21"/>
+        </w:rPr>
+        <w:t xml:space="preserve">[14]  T.-Y. Kim and S.-B. Cho, "Predicting residential energy consumption using CNN-LSTM neural networks," Energy, vol. 182, pp. 72–81, 2019.</w:t>
+      </w:r>
+    </w:p>
+    <w:p>
+      <w:pPr>
+        <w:spacing w:after="130" w:line="260"/>
+        <w:ind w:left="360" w:hanging="360"/>
+      </w:pPr>
+      <w:r>
+        <w:rPr>
+          <w:rFonts w:ascii="Calibri" w:cs="Calibri" w:eastAsia="Calibri" w:hAnsi="Calibri"/>
+          <w:sz w:val="21"/>
+          <w:szCs w:val="21"/>
+        </w:rPr>
+        <w:t xml:space="preserve">[15]  D. Salinas, V. Flunkert, J. Gasthaus, and T. Januschowski, "DeepAR: Probabilistic forecasting with autoregressive recurrent networks," International Journal of Forecasting, vol. 36, no. 3, pp. 1181–1191, 2020.</w:t>
+      </w:r>
+    </w:p>
+    <w:p>
+      <w:pPr>
+        <w:spacing w:after="130" w:line="260"/>
+        <w:ind w:left="360" w:hanging="360"/>
+      </w:pPr>
+      <w:r>
+        <w:rPr>
+          <w:rFonts w:ascii="Calibri" w:cs="Calibri" w:eastAsia="Calibri" w:hAnsi="Calibri"/>
+          <w:sz w:val="21"/>
+          <w:szCs w:val="21"/>
+        </w:rPr>
+        <w:t xml:space="preserve">[16]  T. Hong and S. Fan, "Probabilistic electric load forecasting: A tutorial review," International Journal of Forecasting, vol. 32, no. 3, pp. 914–938, 2016.</w:t>
+      </w:r>
+    </w:p>
+    <w:p>
+      <w:pPr>
+        <w:spacing w:after="130" w:line="260"/>
+        <w:ind w:left="360" w:hanging="360"/>
+      </w:pPr>
+      <w:r>
+        <w:rPr>
+          <w:rFonts w:ascii="Calibri" w:cs="Calibri" w:eastAsia="Calibri" w:hAnsi="Calibri"/>
+          <w:sz w:val="21"/>
+          <w:szCs w:val="21"/>
+        </w:rPr>
+        <w:t xml:space="preserve">[17]  J. L. Ba, J. R. Kiros, and G. E. Hinton, "Layer normalization," arXiv preprint arXiv:1607.06450, 2016.</w:t>
+      </w:r>
+    </w:p>
+    <w:p>
+      <w:pPr>
+        <w:spacing w:after="130" w:line="260"/>
+        <w:ind w:left="360" w:hanging="360"/>
+      </w:pPr>
+      <w:r>
+        <w:rPr>
+          <w:rFonts w:ascii="Calibri" w:cs="Calibri" w:eastAsia="Calibri" w:hAnsi="Calibri"/>
+          <w:sz w:val="21"/>
+          <w:szCs w:val="21"/>
+        </w:rPr>
+        <w:t xml:space="preserve">[18]  N. Srivastava, G. Hinton, A. Krizhevsky, I. Sutskever, and R. Salakhutdinov, "Dropout: A simple way to prevent neural networks from overfitting," Journal of Machine Learning Research, vol. 15, pp. 1929–1958, 2014.</w:t>
+      </w:r>
+    </w:p>
+    <w:p>
+      <w:pPr>
+        <w:spacing w:after="130" w:line="260"/>
+        <w:ind w:left="360" w:hanging="360"/>
+      </w:pPr>
+      <w:r>
+        <w:rPr>
+          <w:rFonts w:ascii="Calibri" w:cs="Calibri" w:eastAsia="Calibri" w:hAnsi="Calibri"/>
+          <w:sz w:val="21"/>
+          <w:szCs w:val="21"/>
+        </w:rPr>
+        <w:t xml:space="preserve">[19]  R. Koenker and G. Bassett, Jr., "Regression quantiles," Econometrica, vol. 46, no. 1, pp. 33–50, 1978.</w:t>
+      </w:r>
+    </w:p>
+    <w:p>
+      <w:pPr>
+        <w:spacing w:after="130" w:line="260"/>
+        <w:ind w:left="360" w:hanging="360"/>
+      </w:pPr>
+      <w:r>
+        <w:rPr>
+          <w:rFonts w:ascii="Calibri" w:cs="Calibri" w:eastAsia="Calibri" w:hAnsi="Calibri"/>
+          <w:sz w:val="21"/>
+          <w:szCs w:val="21"/>
+        </w:rPr>
+        <w:t xml:space="preserve">[20]  R. Wen, K. Torkkola, B. Narayanaswamy, and D. Madeka, "A multi-horizon quantile recurrent forecaster," arXiv preprint arXiv:1711.11053, 2017.</w:t>
+      </w:r>
+    </w:p>
+    <w:p>
+      <w:pPr>
+        <w:spacing w:after="130" w:line="260"/>
+        <w:ind w:left="360" w:hanging="360"/>
+      </w:pPr>
+      <w:r>
+        <w:rPr>
+          <w:rFonts w:ascii="Calibri" w:cs="Calibri" w:eastAsia="Calibri" w:hAnsi="Calibri"/>
+          <w:sz w:val="21"/>
+          <w:szCs w:val="21"/>
+        </w:rPr>
+        <w:t xml:space="preserve">[21]  T. Hong, P. Pinson, S. Fan, H. Zareipour, A. Troccoli, and R. J. Hyndman, "Probabilistic energy forecasting: Global Energy Forecasting Competition 2014 and beyond," International Journal of Forecasting, vol. 32, no. 3, pp. 896–913, 2016.</w:t>
+      </w:r>
+    </w:p>
+    <w:p>
+      <w:pPr>
+        <w:spacing w:after="130" w:line="260"/>
+        <w:ind w:left="360" w:hanging="360"/>
+      </w:pPr>
+      <w:r>
+        <w:rPr>
+          <w:rFonts w:ascii="Calibri" w:cs="Calibri" w:eastAsia="Calibri" w:hAnsi="Calibri"/>
+          <w:sz w:val="21"/>
+          <w:szCs w:val="21"/>
+        </w:rPr>
+        <w:t xml:space="preserve">[22]  S. Makridakis, E. Spiliotis, and V. Assimakopoulos, "The M4 Competition: 100,000 time series and 61 forecasting methods," International Journal of Forecasting, vol. 36, no. 1, pp. 54–74, 2020.</w:t>
+      </w:r>
+    </w:p>
+    <w:p>
+      <w:pPr>
+        <w:spacing w:after="130" w:line="260"/>
+        <w:ind w:left="360" w:hanging="360"/>
+      </w:pPr>
+      <w:r>
+        <w:rPr>
+          <w:rFonts w:ascii="Calibri" w:cs="Calibri" w:eastAsia="Calibri" w:hAnsi="Calibri"/>
+          <w:sz w:val="21"/>
+          <w:szCs w:val="21"/>
+        </w:rPr>
+        <w:t xml:space="preserve">[23]  A. Paszke, S. Gross, F. Massa, A. Lerer, J. Bradbury, G. Chanan, T. Killeen, Z. Lin, N. Gimelshein, L. Antiga, A. Desmaison, A. Köpf, E. Yang, Z. DeVito, M. Raison, A. Tejani, S. Chilamkurthy, B. Steiner, L. Fang, J. Bai, and S. Chintala, "PyTorch: An imperative style, high-performance deep learning library," in Advances in Neural Information Processing Systems 32 (NeurIPS), 2019, pp. 8026–8037.</w:t>
       </w:r>
     </w:p>
     <w:p>
